--- a/docs/en/design/09_Basic Design_Distribution and Updates.docx
+++ b/docs/en/design/09_Basic Design_Distribution and Updates.docx
@@ -282,7 +282,7 @@
         <w:rPr>
           <w:rFonts w:ascii="Calibri" w:eastAsia="Yu Gothic" w:hAnsi="Calibri"/>
         </w:rPr>
-        <w:t xml:space="preserve">The decisions received are as in the following table (the decisions, items to be investigated, and open items of Design Plan Edition 2, and omissions found in the item breakdown).</w:t>
+        <w:t xml:space="preserve">The decisions received are as in the following table (the decisions, items to be investigated, and open items of Design Plan Edition 2, and omissions found in the item breakdown). The texts of the Design Plan's decisions, items to be investigated, and open items are per Chapter 13, 1.2 “Mapping from Design Plan decisions to the Outline Design Document and basic design” and the destination table of the Outline Design Document (not reproduced in this chapter; only the numbers and the omissions found in the item breakdown are listed).</w:t>
       </w:r>
     </w:p>
     <w:tbl>
@@ -298,9 +298,9 @@
         </w:tblBorders>
       </w:tblPr>
       <w:tblGrid>
-        <w:gridCol w:w="1045"/>
-        <w:gridCol w:w="2319"/>
-        <w:gridCol w:w="6274"/>
+        <w:gridCol w:w="1010"/>
+        <w:gridCol w:w="3635"/>
+        <w:gridCol w:w="4993"/>
       </w:tblGrid>
       <w:tr>
         <w:trPr>
@@ -309,7 +309,7 @@
         </w:trPr>
         <w:tc>
           <w:tcPr>
-            <w:tcW w:type="dxa" w:w="1045"/>
+            <w:tcW w:type="dxa" w:w="1010"/>
             <w:tcBorders>
               <w:top w:val="single" w:color="A6B8D0" w:sz="4"/>
               <w:left w:val="single" w:color="A6B8D0" w:sz="4"/>
@@ -344,7 +344,7 @@
         </w:tc>
         <w:tc>
           <w:tcPr>
-            <w:tcW w:type="dxa" w:w="2319"/>
+            <w:tcW w:type="dxa" w:w="3635"/>
             <w:tcBorders>
               <w:top w:val="single" w:color="A6B8D0" w:sz="4"/>
               <w:left w:val="single" w:color="A6B8D0" w:sz="4"/>
@@ -379,7 +379,7 @@
         </w:tc>
         <w:tc>
           <w:tcPr>
-            <w:tcW w:type="dxa" w:w="6274"/>
+            <w:tcW w:type="dxa" w:w="4993"/>
             <w:tcBorders>
               <w:top w:val="single" w:color="A6B8D0" w:sz="4"/>
               <w:left w:val="single" w:color="A6B8D0" w:sz="4"/>
@@ -420,7 +420,7 @@
         </w:trPr>
         <w:tc>
           <w:tcPr>
-            <w:tcW w:type="dxa" w:w="1045"/>
+            <w:tcW w:type="dxa" w:w="1010"/>
             <w:tcBorders>
               <w:top w:val="single" w:color="A6B8D0" w:sz="4"/>
               <w:left w:val="single" w:color="A6B8D0" w:sz="4"/>
@@ -448,13 +448,13 @@
                 <w:sz w:val="18"/>
                 <w:szCs w:val="18"/>
               </w:rPr>
-              <w:t xml:space="preserve">D-3-3</w:t>
-            </w:r>
-          </w:p>
-        </w:tc>
-        <w:tc>
-          <w:tcPr>
-            <w:tcW w:type="dxa" w:w="2319"/>
+              <w:t xml:space="preserve">A-6</w:t>
+            </w:r>
+          </w:p>
+        </w:tc>
+        <w:tc>
+          <w:tcPr>
+            <w:tcW w:type="dxa" w:w="3635"/>
             <w:tcBorders>
               <w:top w:val="single" w:color="A6B8D0" w:sz="4"/>
               <w:left w:val="single" w:color="A6B8D0" w:sz="4"/>
@@ -482,13 +482,13 @@
                 <w:sz w:val="18"/>
                 <w:szCs w:val="18"/>
               </w:rPr>
-              <w:t xml:space="preserve">Decision</w:t>
-            </w:r>
-          </w:p>
-        </w:tc>
-        <w:tc>
-          <w:tcPr>
-            <w:tcW w:type="dxa" w:w="6274"/>
+              <w:t xml:space="preserve">Omission found in the item breakdown</w:t>
+            </w:r>
+          </w:p>
+        </w:tc>
+        <w:tc>
+          <w:tcPr>
+            <w:tcW w:type="dxa" w:w="4993"/>
             <w:tcBorders>
               <w:top w:val="single" w:color="A6B8D0" w:sz="4"/>
               <w:left w:val="single" w:color="A6B8D0" w:sz="4"/>
@@ -516,7 +516,7 @@
                 <w:sz w:val="18"/>
                 <w:szCs w:val="18"/>
               </w:rPr>
-              <w:t xml:space="preserve">Users shall be able to use the System without looking at GitHub</w:t>
+              <w:t xml:space="preserve">Preparation against fake apps</w:t>
             </w:r>
           </w:p>
         </w:tc>
@@ -528,489 +528,57 @@
         </w:trPr>
         <w:tc>
           <w:tcPr>
-            <w:tcW w:type="dxa" w:w="1045"/>
-            <w:tcBorders>
-              <w:top w:val="single" w:color="A6B8D0" w:sz="4"/>
-              <w:left w:val="single" w:color="A6B8D0" w:sz="4"/>
-              <w:bottom w:val="single" w:color="A6B8D0" w:sz="4"/>
-              <w:right w:val="single" w:color="A6B8D0" w:sz="4"/>
-            </w:tcBorders>
-            <w:tcMar>
-              <w:top w:type="dxa" w:w="50"/>
-              <w:left w:type="dxa" w:w="90"/>
-              <w:bottom w:type="dxa" w:w="50"/>
-              <w:right w:type="dxa" w:w="90"/>
-            </w:tcMar>
-          </w:tcPr>
-          <w:p>
-            <w:pPr>
-              <w:keepNext/>
-              <w:keepLines/>
-              <w:spacing w:after="0" w:before="0" w:line="280"/>
-            </w:pPr>
-            <w:r>
-              <w:rPr>
-                <w:rFonts w:ascii="Calibri" w:eastAsia="Yu Gothic" w:hAnsi="Calibri"/>
-                <w:b w:val="false"/>
-                <w:bCs w:val="false"/>
-                <w:sz w:val="18"/>
-                <w:szCs w:val="18"/>
-              </w:rPr>
-              <w:t xml:space="preserve">D-12-6</w:t>
-            </w:r>
-          </w:p>
-        </w:tc>
-        <w:tc>
-          <w:tcPr>
-            <w:tcW w:type="dxa" w:w="2319"/>
-            <w:tcBorders>
-              <w:top w:val="single" w:color="A6B8D0" w:sz="4"/>
-              <w:left w:val="single" w:color="A6B8D0" w:sz="4"/>
-              <w:bottom w:val="single" w:color="A6B8D0" w:sz="4"/>
-              <w:right w:val="single" w:color="A6B8D0" w:sz="4"/>
-            </w:tcBorders>
-            <w:tcMar>
-              <w:top w:type="dxa" w:w="50"/>
-              <w:left w:type="dxa" w:w="90"/>
-              <w:bottom w:type="dxa" w:w="50"/>
-              <w:right w:type="dxa" w:w="90"/>
-            </w:tcMar>
-          </w:tcPr>
-          <w:p>
-            <w:pPr>
-              <w:keepNext/>
-              <w:keepLines/>
-              <w:spacing w:after="0" w:before="0" w:line="280"/>
-            </w:pPr>
-            <w:r>
-              <w:rPr>
-                <w:rFonts w:ascii="Calibri" w:eastAsia="Yu Gothic" w:hAnsi="Calibri"/>
-                <w:b w:val="false"/>
-                <w:bCs w:val="false"/>
-                <w:sz w:val="18"/>
-                <w:szCs w:val="18"/>
-              </w:rPr>
-              <w:t xml:space="preserve">Decision</w:t>
-            </w:r>
-          </w:p>
-        </w:tc>
-        <w:tc>
-          <w:tcPr>
-            <w:tcW w:type="dxa" w:w="6274"/>
-            <w:tcBorders>
-              <w:top w:val="single" w:color="A6B8D0" w:sz="4"/>
-              <w:left w:val="single" w:color="A6B8D0" w:sz="4"/>
-              <w:bottom w:val="single" w:color="A6B8D0" w:sz="4"/>
-              <w:right w:val="single" w:color="A6B8D0" w:sz="4"/>
-            </w:tcBorders>
-            <w:tcMar>
-              <w:top w:type="dxa" w:w="50"/>
-              <w:left w:type="dxa" w:w="90"/>
-              <w:bottom w:type="dxa" w:w="50"/>
-              <w:right w:type="dxa" w:w="90"/>
-            </w:tcMar>
-          </w:tcPr>
-          <w:p>
-            <w:pPr>
-              <w:keepNext/>
-              <w:keepLines/>
-              <w:spacing w:after="0" w:before="0" w:line="280"/>
-            </w:pPr>
-            <w:r>
-              <w:rPr>
-                <w:rFonts w:ascii="Calibri" w:eastAsia="Yu Gothic" w:hAnsi="Calibri"/>
-                <w:b w:val="false"/>
-                <w:bCs w:val="false"/>
-                <w:sz w:val="18"/>
-                <w:szCs w:val="18"/>
-              </w:rPr>
-              <w:t xml:space="preserve">Distribution is from a GitHub link, with an easy-to-understand README</w:t>
-            </w:r>
-          </w:p>
-        </w:tc>
-      </w:tr>
-      <w:tr>
-        <w:trPr>
-          <w:cantSplit/>
-          <w:tblHeader w:val="off"/>
-        </w:trPr>
-        <w:tc>
-          <w:tcPr>
-            <w:tcW w:type="dxa" w:w="1045"/>
-            <w:tcBorders>
-              <w:top w:val="single" w:color="A6B8D0" w:sz="4"/>
-              <w:left w:val="single" w:color="A6B8D0" w:sz="4"/>
-              <w:bottom w:val="single" w:color="A6B8D0" w:sz="4"/>
-              <w:right w:val="single" w:color="A6B8D0" w:sz="4"/>
-            </w:tcBorders>
-            <w:tcMar>
-              <w:top w:type="dxa" w:w="50"/>
-              <w:left w:type="dxa" w:w="90"/>
-              <w:bottom w:type="dxa" w:w="50"/>
-              <w:right w:type="dxa" w:w="90"/>
-            </w:tcMar>
-          </w:tcPr>
-          <w:p>
-            <w:pPr>
-              <w:keepNext/>
-              <w:keepLines/>
-              <w:spacing w:after="0" w:before="0" w:line="280"/>
-            </w:pPr>
-            <w:r>
-              <w:rPr>
-                <w:rFonts w:ascii="Calibri" w:eastAsia="Yu Gothic" w:hAnsi="Calibri"/>
-                <w:b w:val="false"/>
-                <w:bCs w:val="false"/>
-                <w:sz w:val="18"/>
-                <w:szCs w:val="18"/>
-              </w:rPr>
-              <w:t xml:space="preserve">D-12-7</w:t>
-            </w:r>
-          </w:p>
-        </w:tc>
-        <w:tc>
-          <w:tcPr>
-            <w:tcW w:type="dxa" w:w="2319"/>
-            <w:tcBorders>
-              <w:top w:val="single" w:color="A6B8D0" w:sz="4"/>
-              <w:left w:val="single" w:color="A6B8D0" w:sz="4"/>
-              <w:bottom w:val="single" w:color="A6B8D0" w:sz="4"/>
-              <w:right w:val="single" w:color="A6B8D0" w:sz="4"/>
-            </w:tcBorders>
-            <w:tcMar>
-              <w:top w:type="dxa" w:w="50"/>
-              <w:left w:type="dxa" w:w="90"/>
-              <w:bottom w:type="dxa" w:w="50"/>
-              <w:right w:type="dxa" w:w="90"/>
-            </w:tcMar>
-          </w:tcPr>
-          <w:p>
-            <w:pPr>
-              <w:keepNext/>
-              <w:keepLines/>
-              <w:spacing w:after="0" w:before="0" w:line="280"/>
-            </w:pPr>
-            <w:r>
-              <w:rPr>
-                <w:rFonts w:ascii="Calibri" w:eastAsia="Yu Gothic" w:hAnsi="Calibri"/>
-                <w:b w:val="false"/>
-                <w:bCs w:val="false"/>
-                <w:sz w:val="18"/>
-                <w:szCs w:val="18"/>
-              </w:rPr>
-              <w:t xml:space="preserve">Decision</w:t>
-            </w:r>
-          </w:p>
-        </w:tc>
-        <w:tc>
-          <w:tcPr>
-            <w:tcW w:type="dxa" w:w="6274"/>
-            <w:tcBorders>
-              <w:top w:val="single" w:color="A6B8D0" w:sz="4"/>
-              <w:left w:val="single" w:color="A6B8D0" w:sz="4"/>
-              <w:bottom w:val="single" w:color="A6B8D0" w:sz="4"/>
-              <w:right w:val="single" w:color="A6B8D0" w:sz="4"/>
-            </w:tcBorders>
-            <w:tcMar>
-              <w:top w:type="dxa" w:w="50"/>
-              <w:left w:type="dxa" w:w="90"/>
-              <w:bottom w:type="dxa" w:w="50"/>
-              <w:right w:type="dxa" w:w="90"/>
-            </w:tcMar>
-          </w:tcPr>
-          <w:p>
-            <w:pPr>
-              <w:keepNext/>
-              <w:keepLines/>
-              <w:spacing w:after="0" w:before="0" w:line="280"/>
-            </w:pPr>
-            <w:r>
-              <w:rPr>
-                <w:rFonts w:ascii="Calibri" w:eastAsia="Yu Gothic" w:hAnsi="Calibri"/>
-                <w:b w:val="false"/>
-                <w:bCs w:val="false"/>
-                <w:sz w:val="18"/>
-                <w:szCs w:val="18"/>
-              </w:rPr>
-              <w:t xml:space="preserve">The Client App receives binaries from the Public Repository and updates itself</w:t>
-            </w:r>
-          </w:p>
-        </w:tc>
-      </w:tr>
-      <w:tr>
-        <w:trPr>
-          <w:cantSplit/>
-          <w:tblHeader w:val="off"/>
-        </w:trPr>
-        <w:tc>
-          <w:tcPr>
-            <w:tcW w:type="dxa" w:w="1045"/>
-            <w:tcBorders>
-              <w:top w:val="single" w:color="A6B8D0" w:sz="4"/>
-              <w:left w:val="single" w:color="A6B8D0" w:sz="4"/>
-              <w:bottom w:val="single" w:color="A6B8D0" w:sz="4"/>
-              <w:right w:val="single" w:color="A6B8D0" w:sz="4"/>
-            </w:tcBorders>
-            <w:tcMar>
-              <w:top w:type="dxa" w:w="50"/>
-              <w:left w:type="dxa" w:w="90"/>
-              <w:bottom w:type="dxa" w:w="50"/>
-              <w:right w:type="dxa" w:w="90"/>
-            </w:tcMar>
-          </w:tcPr>
-          <w:p>
-            <w:pPr>
-              <w:keepNext/>
-              <w:keepLines/>
-              <w:spacing w:after="0" w:before="0" w:line="280"/>
-            </w:pPr>
-            <w:r>
-              <w:rPr>
-                <w:rFonts w:ascii="Calibri" w:eastAsia="Yu Gothic" w:hAnsi="Calibri"/>
-                <w:b w:val="false"/>
-                <w:bCs w:val="false"/>
-                <w:sz w:val="18"/>
-                <w:szCs w:val="18"/>
-              </w:rPr>
-              <w:t xml:space="preserve">I-04</w:t>
-            </w:r>
-          </w:p>
-        </w:tc>
-        <w:tc>
-          <w:tcPr>
-            <w:tcW w:type="dxa" w:w="2319"/>
-            <w:tcBorders>
-              <w:top w:val="single" w:color="A6B8D0" w:sz="4"/>
-              <w:left w:val="single" w:color="A6B8D0" w:sz="4"/>
-              <w:bottom w:val="single" w:color="A6B8D0" w:sz="4"/>
-              <w:right w:val="single" w:color="A6B8D0" w:sz="4"/>
-            </w:tcBorders>
-            <w:tcMar>
-              <w:top w:type="dxa" w:w="50"/>
-              <w:left w:type="dxa" w:w="90"/>
-              <w:bottom w:type="dxa" w:w="50"/>
-              <w:right w:type="dxa" w:w="90"/>
-            </w:tcMar>
-          </w:tcPr>
-          <w:p>
-            <w:pPr>
-              <w:keepNext/>
-              <w:keepLines/>
-              <w:spacing w:after="0" w:before="0" w:line="280"/>
-            </w:pPr>
-            <w:r>
-              <w:rPr>
-                <w:rFonts w:ascii="Calibri" w:eastAsia="Yu Gothic" w:hAnsi="Calibri"/>
-                <w:b w:val="false"/>
-                <w:bCs w:val="false"/>
-                <w:sz w:val="18"/>
-                <w:szCs w:val="18"/>
-              </w:rPr>
-              <w:t xml:space="preserve">To Be Investigated</w:t>
-            </w:r>
-          </w:p>
-        </w:tc>
-        <w:tc>
-          <w:tcPr>
-            <w:tcW w:type="dxa" w:w="6274"/>
-            <w:tcBorders>
-              <w:top w:val="single" w:color="A6B8D0" w:sz="4"/>
-              <w:left w:val="single" w:color="A6B8D0" w:sz="4"/>
-              <w:bottom w:val="single" w:color="A6B8D0" w:sz="4"/>
-              <w:right w:val="single" w:color="A6B8D0" w:sz="4"/>
-            </w:tcBorders>
-            <w:tcMar>
-              <w:top w:type="dxa" w:w="50"/>
-              <w:left w:type="dxa" w:w="90"/>
-              <w:bottom w:type="dxa" w:w="50"/>
-              <w:right w:type="dxa" w:w="90"/>
-            </w:tcMar>
-          </w:tcPr>
-          <w:p>
-            <w:pPr>
-              <w:keepNext/>
-              <w:keepLines/>
-              <w:spacing w:after="0" w:before="0" w:line="280"/>
-            </w:pPr>
-            <w:r>
-              <w:rPr>
-                <w:rFonts w:ascii="Calibri" w:eastAsia="Yu Gothic" w:hAnsi="Calibri"/>
-                <w:b w:val="false"/>
-                <w:bCs w:val="false"/>
-                <w:sz w:val="18"/>
-                <w:szCs w:val="18"/>
-              </w:rPr>
-              <w:t xml:space="preserve">Access to GitHub from mainland China</w:t>
-            </w:r>
-          </w:p>
-        </w:tc>
-      </w:tr>
-      <w:tr>
-        <w:trPr>
-          <w:cantSplit/>
-          <w:tblHeader w:val="off"/>
-        </w:trPr>
-        <w:tc>
-          <w:tcPr>
-            <w:tcW w:type="dxa" w:w="1045"/>
-            <w:tcBorders>
-              <w:top w:val="single" w:color="A6B8D0" w:sz="4"/>
-              <w:left w:val="single" w:color="A6B8D0" w:sz="4"/>
-              <w:bottom w:val="single" w:color="A6B8D0" w:sz="4"/>
-              <w:right w:val="single" w:color="A6B8D0" w:sz="4"/>
-            </w:tcBorders>
-            <w:tcMar>
-              <w:top w:type="dxa" w:w="50"/>
-              <w:left w:type="dxa" w:w="90"/>
-              <w:bottom w:type="dxa" w:w="50"/>
-              <w:right w:type="dxa" w:w="90"/>
-            </w:tcMar>
-          </w:tcPr>
-          <w:p>
-            <w:pPr>
-              <w:keepNext/>
-              <w:keepLines/>
-              <w:spacing w:after="0" w:before="0" w:line="280"/>
-            </w:pPr>
-            <w:r>
-              <w:rPr>
-                <w:rFonts w:ascii="Calibri" w:eastAsia="Yu Gothic" w:hAnsi="Calibri"/>
-                <w:b w:val="false"/>
-                <w:bCs w:val="false"/>
-                <w:sz w:val="18"/>
-                <w:szCs w:val="18"/>
-              </w:rPr>
-              <w:t xml:space="preserve">I-05</w:t>
-            </w:r>
-          </w:p>
-        </w:tc>
-        <w:tc>
-          <w:tcPr>
-            <w:tcW w:type="dxa" w:w="2319"/>
-            <w:tcBorders>
-              <w:top w:val="single" w:color="A6B8D0" w:sz="4"/>
-              <w:left w:val="single" w:color="A6B8D0" w:sz="4"/>
-              <w:bottom w:val="single" w:color="A6B8D0" w:sz="4"/>
-              <w:right w:val="single" w:color="A6B8D0" w:sz="4"/>
-            </w:tcBorders>
-            <w:tcMar>
-              <w:top w:type="dxa" w:w="50"/>
-              <w:left w:type="dxa" w:w="90"/>
-              <w:bottom w:type="dxa" w:w="50"/>
-              <w:right w:type="dxa" w:w="90"/>
-            </w:tcMar>
-          </w:tcPr>
-          <w:p>
-            <w:pPr>
-              <w:keepNext/>
-              <w:keepLines/>
-              <w:spacing w:after="0" w:before="0" w:line="280"/>
-            </w:pPr>
-            <w:r>
-              <w:rPr>
-                <w:rFonts w:ascii="Calibri" w:eastAsia="Yu Gothic" w:hAnsi="Calibri"/>
-                <w:b w:val="false"/>
-                <w:bCs w:val="false"/>
-                <w:sz w:val="18"/>
-                <w:szCs w:val="18"/>
-              </w:rPr>
-              <w:t xml:space="preserve">To Be Investigated</w:t>
-            </w:r>
-          </w:p>
-        </w:tc>
-        <w:tc>
-          <w:tcPr>
-            <w:tcW w:type="dxa" w:w="6274"/>
-            <w:tcBorders>
-              <w:top w:val="single" w:color="A6B8D0" w:sz="4"/>
-              <w:left w:val="single" w:color="A6B8D0" w:sz="4"/>
-              <w:bottom w:val="single" w:color="A6B8D0" w:sz="4"/>
-              <w:right w:val="single" w:color="A6B8D0" w:sz="4"/>
-            </w:tcBorders>
-            <w:tcMar>
-              <w:top w:type="dxa" w:w="50"/>
-              <w:left w:type="dxa" w:w="90"/>
-              <w:bottom w:type="dxa" w:w="50"/>
-              <w:right w:type="dxa" w:w="90"/>
-            </w:tcMar>
-          </w:tcPr>
-          <w:p>
-            <w:pPr>
-              <w:keepNext/>
-              <w:keepLines/>
-              <w:spacing w:after="0" w:before="0" w:line="280"/>
-            </w:pPr>
-            <w:r>
-              <w:rPr>
-                <w:rFonts w:ascii="Calibri" w:eastAsia="Yu Gothic" w:hAnsi="Calibri"/>
-                <w:b w:val="false"/>
-                <w:bCs w:val="false"/>
-                <w:sz w:val="18"/>
-                <w:szCs w:val="18"/>
-              </w:rPr>
-              <w:t xml:space="preserve">Code signing</w:t>
-            </w:r>
-          </w:p>
-        </w:tc>
-      </w:tr>
-      <w:tr>
-        <w:trPr>
-          <w:cantSplit/>
-          <w:tblHeader w:val="off"/>
-        </w:trPr>
-        <w:tc>
-          <w:tcPr>
-            <w:tcW w:type="dxa" w:w="1045"/>
-            <w:tcBorders>
-              <w:top w:val="single" w:color="A6B8D0" w:sz="4"/>
-              <w:left w:val="single" w:color="A6B8D0" w:sz="4"/>
-              <w:bottom w:val="single" w:color="A6B8D0" w:sz="4"/>
-              <w:right w:val="single" w:color="A6B8D0" w:sz="4"/>
-            </w:tcBorders>
-            <w:tcMar>
-              <w:top w:type="dxa" w:w="50"/>
-              <w:left w:type="dxa" w:w="90"/>
-              <w:bottom w:type="dxa" w:w="50"/>
-              <w:right w:type="dxa" w:w="90"/>
-            </w:tcMar>
-          </w:tcPr>
-          <w:p>
-            <w:pPr>
-              <w:keepNext/>
-              <w:keepLines/>
-              <w:spacing w:after="0" w:before="0" w:line="280"/>
-            </w:pPr>
-            <w:r>
-              <w:rPr>
-                <w:rFonts w:ascii="Calibri" w:eastAsia="Yu Gothic" w:hAnsi="Calibri"/>
-                <w:b w:val="false"/>
-                <w:bCs w:val="false"/>
-                <w:sz w:val="18"/>
-                <w:szCs w:val="18"/>
-              </w:rPr>
-              <w:t xml:space="preserve">A-6</w:t>
-            </w:r>
-          </w:p>
-        </w:tc>
-        <w:tc>
-          <w:tcPr>
-            <w:tcW w:type="dxa" w:w="2319"/>
-            <w:tcBorders>
-              <w:top w:val="single" w:color="A6B8D0" w:sz="4"/>
-              <w:left w:val="single" w:color="A6B8D0" w:sz="4"/>
-              <w:bottom w:val="single" w:color="A6B8D0" w:sz="4"/>
-              <w:right w:val="single" w:color="A6B8D0" w:sz="4"/>
-            </w:tcBorders>
-            <w:tcMar>
-              <w:top w:type="dxa" w:w="50"/>
-              <w:left w:type="dxa" w:w="90"/>
-              <w:bottom w:type="dxa" w:w="50"/>
-              <w:right w:type="dxa" w:w="90"/>
-            </w:tcMar>
-          </w:tcPr>
-          <w:p>
-            <w:pPr>
-              <w:keepNext/>
+            <w:tcW w:type="dxa" w:w="1010"/>
+            <w:tcBorders>
+              <w:top w:val="single" w:color="A6B8D0" w:sz="4"/>
+              <w:left w:val="single" w:color="A6B8D0" w:sz="4"/>
+              <w:bottom w:val="single" w:color="A6B8D0" w:sz="4"/>
+              <w:right w:val="single" w:color="A6B8D0" w:sz="4"/>
+            </w:tcBorders>
+            <w:tcMar>
+              <w:top w:type="dxa" w:w="50"/>
+              <w:left w:type="dxa" w:w="90"/>
+              <w:bottom w:type="dxa" w:w="50"/>
+              <w:right w:type="dxa" w:w="90"/>
+            </w:tcMar>
+          </w:tcPr>
+          <w:p>
+            <w:pPr>
+              <w:keepNext w:val="false"/>
+              <w:keepLines/>
+              <w:spacing w:after="0" w:before="0" w:line="280"/>
+            </w:pPr>
+            <w:r>
+              <w:rPr>
+                <w:rFonts w:ascii="Calibri" w:eastAsia="Yu Gothic" w:hAnsi="Calibri"/>
+                <w:b w:val="false"/>
+                <w:bCs w:val="false"/>
+                <w:sz w:val="18"/>
+                <w:szCs w:val="18"/>
+              </w:rPr>
+              <w:t xml:space="preserve">A-18</w:t>
+            </w:r>
+          </w:p>
+        </w:tc>
+        <w:tc>
+          <w:tcPr>
+            <w:tcW w:type="dxa" w:w="3635"/>
+            <w:tcBorders>
+              <w:top w:val="single" w:color="A6B8D0" w:sz="4"/>
+              <w:left w:val="single" w:color="A6B8D0" w:sz="4"/>
+              <w:bottom w:val="single" w:color="A6B8D0" w:sz="4"/>
+              <w:right w:val="single" w:color="A6B8D0" w:sz="4"/>
+            </w:tcBorders>
+            <w:tcMar>
+              <w:top w:type="dxa" w:w="50"/>
+              <w:left w:type="dxa" w:w="90"/>
+              <w:bottom w:type="dxa" w:w="50"/>
+              <w:right w:type="dxa" w:w="90"/>
+            </w:tcMar>
+          </w:tcPr>
+          <w:p>
+            <w:pPr>
+              <w:keepNext w:val="false"/>
               <w:keepLines/>
               <w:spacing w:after="0" w:before="0" w:line="280"/>
             </w:pPr>
@@ -1028,115 +596,7 @@
         </w:tc>
         <w:tc>
           <w:tcPr>
-            <w:tcW w:type="dxa" w:w="6274"/>
-            <w:tcBorders>
-              <w:top w:val="single" w:color="A6B8D0" w:sz="4"/>
-              <w:left w:val="single" w:color="A6B8D0" w:sz="4"/>
-              <w:bottom w:val="single" w:color="A6B8D0" w:sz="4"/>
-              <w:right w:val="single" w:color="A6B8D0" w:sz="4"/>
-            </w:tcBorders>
-            <w:tcMar>
-              <w:top w:type="dxa" w:w="50"/>
-              <w:left w:type="dxa" w:w="90"/>
-              <w:bottom w:type="dxa" w:w="50"/>
-              <w:right w:type="dxa" w:w="90"/>
-            </w:tcMar>
-          </w:tcPr>
-          <w:p>
-            <w:pPr>
-              <w:keepNext/>
-              <w:keepLines/>
-              <w:spacing w:after="0" w:before="0" w:line="280"/>
-            </w:pPr>
-            <w:r>
-              <w:rPr>
-                <w:rFonts w:ascii="Calibri" w:eastAsia="Yu Gothic" w:hAnsi="Calibri"/>
-                <w:b w:val="false"/>
-                <w:bCs w:val="false"/>
-                <w:sz w:val="18"/>
-                <w:szCs w:val="18"/>
-              </w:rPr>
-              <w:t xml:space="preserve">Preparation against fake apps</w:t>
-            </w:r>
-          </w:p>
-        </w:tc>
-      </w:tr>
-      <w:tr>
-        <w:trPr>
-          <w:cantSplit/>
-          <w:tblHeader w:val="off"/>
-        </w:trPr>
-        <w:tc>
-          <w:tcPr>
-            <w:tcW w:type="dxa" w:w="1045"/>
-            <w:tcBorders>
-              <w:top w:val="single" w:color="A6B8D0" w:sz="4"/>
-              <w:left w:val="single" w:color="A6B8D0" w:sz="4"/>
-              <w:bottom w:val="single" w:color="A6B8D0" w:sz="4"/>
-              <w:right w:val="single" w:color="A6B8D0" w:sz="4"/>
-            </w:tcBorders>
-            <w:tcMar>
-              <w:top w:type="dxa" w:w="50"/>
-              <w:left w:type="dxa" w:w="90"/>
-              <w:bottom w:type="dxa" w:w="50"/>
-              <w:right w:type="dxa" w:w="90"/>
-            </w:tcMar>
-          </w:tcPr>
-          <w:p>
-            <w:pPr>
-              <w:keepNext w:val="false"/>
-              <w:keepLines/>
-              <w:spacing w:after="0" w:before="0" w:line="280"/>
-            </w:pPr>
-            <w:r>
-              <w:rPr>
-                <w:rFonts w:ascii="Calibri" w:eastAsia="Yu Gothic" w:hAnsi="Calibri"/>
-                <w:b w:val="false"/>
-                <w:bCs w:val="false"/>
-                <w:sz w:val="18"/>
-                <w:szCs w:val="18"/>
-              </w:rPr>
-              <w:t xml:space="preserve">A-18</w:t>
-            </w:r>
-          </w:p>
-        </w:tc>
-        <w:tc>
-          <w:tcPr>
-            <w:tcW w:type="dxa" w:w="2319"/>
-            <w:tcBorders>
-              <w:top w:val="single" w:color="A6B8D0" w:sz="4"/>
-              <w:left w:val="single" w:color="A6B8D0" w:sz="4"/>
-              <w:bottom w:val="single" w:color="A6B8D0" w:sz="4"/>
-              <w:right w:val="single" w:color="A6B8D0" w:sz="4"/>
-            </w:tcBorders>
-            <w:tcMar>
-              <w:top w:type="dxa" w:w="50"/>
-              <w:left w:type="dxa" w:w="90"/>
-              <w:bottom w:type="dxa" w:w="50"/>
-              <w:right w:type="dxa" w:w="90"/>
-            </w:tcMar>
-          </w:tcPr>
-          <w:p>
-            <w:pPr>
-              <w:keepNext w:val="false"/>
-              <w:keepLines/>
-              <w:spacing w:after="0" w:before="0" w:line="280"/>
-            </w:pPr>
-            <w:r>
-              <w:rPr>
-                <w:rFonts w:ascii="Calibri" w:eastAsia="Yu Gothic" w:hAnsi="Calibri"/>
-                <w:b w:val="false"/>
-                <w:bCs w:val="false"/>
-                <w:sz w:val="18"/>
-                <w:szCs w:val="18"/>
-              </w:rPr>
-              <w:t xml:space="preserve">Omission found in the item breakdown</w:t>
-            </w:r>
-          </w:p>
-        </w:tc>
-        <w:tc>
-          <w:tcPr>
-            <w:tcW w:type="dxa" w:w="6274"/>
+            <w:tcW w:type="dxa" w:w="4993"/>
             <w:tcBorders>
               <w:top w:val="single" w:color="A6B8D0" w:sz="4"/>
               <w:left w:val="single" w:color="A6B8D0" w:sz="4"/>
@@ -2053,7 +1513,7 @@
                 <w:sz w:val="18"/>
                 <w:szCs w:val="18"/>
               </w:rPr>
-              <w:t xml:space="preserve">One distributable per OS: for Windows, an NSIS installer (per-user installation; code-signed with Artifact Signing); for macOS, one DMG for Apple CPUs (code-signed with Developer ID and notarized); for Linux, an AppImage (with an update signature by the update signing key in an accompanying file)</w:t>
+              <w:t xml:space="preserve">One distributable per OS: for Windows, an NSIS installer (per-user installation; code-signed with Artifact Signing); for macOS, one DMG for Apple CPUs (code-signed with Developer ID and notarized); for Linux, an AppImage (with an update signature by the update signing key in an accompanying file). Flatpak is a separate route distributed through Flathub's mechanism (2.1), and the “one” in this decision means the distributables NRSD distributes itself</w:t>
             </w:r>
           </w:p>
         </w:tc>
@@ -2275,7 +1735,7 @@
                 <w:sz w:val="18"/>
                 <w:szCs w:val="18"/>
               </w:rPr>
-              <w:t xml:space="preserve"> of the update component is set to true, rejecting updates whose manifest version does not match the signature's version</w:t>
+              <w:t xml:space="preserve"> of the update component is set to true, rejecting updates whose manifest version does not match the signature's version. In addition, the manifest and the hashes of the distributables are verified with the TUF metadata (4.3) before being handed to Tauri's mechanism (provision against freezes, version rollback, and mix-and-match)</w:t>
             </w:r>
           </w:p>
         </w:tc>
@@ -2679,7 +2139,7 @@
                 <w:sz w:val="18"/>
                 <w:szCs w:val="18"/>
               </w:rPr>
-              <w:t xml:space="preserve"> whose notarization CI has completed, and signed (6.1). Code signing credentials are the cloud code signing service (Artifact Signing) for Windows and Developer ID for macOS, and are placed in CI secrets. The risk of having code signing credentials in CI is dealt with in Chapter 1, T-22“Taking over CI or the GitHub organization to place correctly code-signed fake builds in official releases” and Chapter 13, H-44“If CI or the GitHub organization is taken over, correctly code-signed fake builds may be placed in official releases”</w:t>
+              <w:t xml:space="preserve"> whose notarization CI has completed, and signed (6.1). Code signing credentials are the cloud code signing service (Artifact Signing) for Windows and Developer ID for macOS, and are placed in CI secrets. The risk of having code signing credentials in CI is dealt with in threat T-22“Taking over CI or the GitHub organization to place correctly code-signed fake builds in official releases” of Chapter 8, 3.5 and Chapter 13, H-44“If CI or the GitHub organization is taken over, correctly code-signed fake builds may be placed in official releases”</w:t>
             </w:r>
           </w:p>
         </w:tc>
@@ -2713,7 +2173,7 @@
                 <w:sz w:val="18"/>
                 <w:szCs w:val="18"/>
               </w:rPr>
-              <w:t xml:space="preserve">Protection against hijacking of the update path (Chapter 1, T-7“Distributing fake reference information or updates”). Tauri's update signatures cannot be disabled, and losing the key means updates cannot be distributed (the official guide to Tauri's update mechanism). Tauri's signing key is designed to be handled as a key file, and no mechanism for using it inside a hardware token could be confirmed</w:t>
+              <w:t xml:space="preserve">Protection against hijacking of the update path (threat T-7“Distributing fake reference information or updates” of Chapter 8, 3.4). Tauri's update signatures cannot be disabled, and losing the key means updates cannot be distributed (the official guide to Tauri's update mechanism). Tauri's signing key is designed to be handled as a key file, and no mechanism for using it inside a hardware token could be confirmed</w:t>
             </w:r>
           </w:p>
         </w:tc>
@@ -3003,7 +2463,27 @@
                 <w:sz w:val="18"/>
                 <w:szCs w:val="18"/>
               </w:rPr>
-              <w:t xml:space="preserve">Updates that go back to an earlier version are not distributed. If a version with errors is released, a fixed newer version is released (fixing forward). Spread to Users who have not yet installed it is stopped by reverting the update manifest to the previous version</w:t>
+              <w:t xml:space="preserve">Updates that go back to an earlier version are not distributed. If a version with errors is released, a fixed newer version is released (fixing forward). Spread to Users who have not yet installed it is stopped by reverting the update manifest to the previous version and releasing a new </w:t>
+            </w:r>
+            <w:r>
+              <w:rPr>
+                <w:rFonts w:ascii="Consolas" w:eastAsia="Yu Gothic" w:hAnsi="Consolas"/>
+                <w:b w:val="false"/>
+                <w:bCs w:val="false"/>
+                <w:sz w:val="18"/>
+                <w:szCs w:val="18"/>
+              </w:rPr>
+              <w:t xml:space="preserve">targets.json</w:t>
+            </w:r>
+            <w:r>
+              <w:rPr>
+                <w:rFonts w:ascii="Calibri" w:eastAsia="Yu Gothic" w:hAnsi="Calibri"/>
+                <w:b w:val="false"/>
+                <w:bCs w:val="false"/>
+                <w:sz w:val="18"/>
+                <w:szCs w:val="18"/>
+              </w:rPr>
+              <w:t xml:space="preserve"> with the erroneous distributables removed (TUF cannot roll back versions; 6.5)</w:t>
             </w:r>
           </w:p>
         </w:tc>
@@ -3401,12 +2881,12 @@
         </w:tblBorders>
       </w:tblPr>
       <w:tblGrid>
-        <w:gridCol w:w="1131"/>
-        <w:gridCol w:w="1276"/>
-        <w:gridCol w:w="1416"/>
+        <w:gridCol w:w="1125"/>
+        <w:gridCol w:w="1299"/>
+        <w:gridCol w:w="1410"/>
         <w:gridCol w:w="2244"/>
-        <w:gridCol w:w="2070"/>
-        <w:gridCol w:w="1501"/>
+        <w:gridCol w:w="2068"/>
+        <w:gridCol w:w="1492"/>
       </w:tblGrid>
       <w:tr>
         <w:trPr>
@@ -3415,7 +2895,7 @@
         </w:trPr>
         <w:tc>
           <w:tcPr>
-            <w:tcW w:type="dxa" w:w="1131"/>
+            <w:tcW w:type="dxa" w:w="1125"/>
             <w:tcBorders>
               <w:top w:val="single" w:color="A6B8D0" w:sz="4"/>
               <w:left w:val="single" w:color="A6B8D0" w:sz="4"/>
@@ -3450,7 +2930,7 @@
         </w:tc>
         <w:tc>
           <w:tcPr>
-            <w:tcW w:type="dxa" w:w="1276"/>
+            <w:tcW w:type="dxa" w:w="1299"/>
             <w:tcBorders>
               <w:top w:val="single" w:color="A6B8D0" w:sz="4"/>
               <w:left w:val="single" w:color="A6B8D0" w:sz="4"/>
@@ -3485,7 +2965,7 @@
         </w:tc>
         <w:tc>
           <w:tcPr>
-            <w:tcW w:type="dxa" w:w="1416"/>
+            <w:tcW w:type="dxa" w:w="1410"/>
             <w:tcBorders>
               <w:top w:val="single" w:color="A6B8D0" w:sz="4"/>
               <w:left w:val="single" w:color="A6B8D0" w:sz="4"/>
@@ -3555,7 +3035,7 @@
         </w:tc>
         <w:tc>
           <w:tcPr>
-            <w:tcW w:type="dxa" w:w="2070"/>
+            <w:tcW w:type="dxa" w:w="2068"/>
             <w:tcBorders>
               <w:top w:val="single" w:color="A6B8D0" w:sz="4"/>
               <w:left w:val="single" w:color="A6B8D0" w:sz="4"/>
@@ -3590,7 +3070,7 @@
         </w:tc>
         <w:tc>
           <w:tcPr>
-            <w:tcW w:type="dxa" w:w="1501"/>
+            <w:tcW w:type="dxa" w:w="1492"/>
             <w:tcBorders>
               <w:top w:val="single" w:color="A6B8D0" w:sz="4"/>
               <w:left w:val="single" w:color="A6B8D0" w:sz="4"/>
@@ -3631,7 +3111,7 @@
         </w:trPr>
         <w:tc>
           <w:tcPr>
-            <w:tcW w:type="dxa" w:w="1131"/>
+            <w:tcW w:type="dxa" w:w="1125"/>
             <w:tcBorders>
               <w:top w:val="single" w:color="A6B8D0" w:sz="4"/>
               <w:left w:val="single" w:color="A6B8D0" w:sz="4"/>
@@ -3665,7 +3145,7 @@
         </w:tc>
         <w:tc>
           <w:tcPr>
-            <w:tcW w:type="dxa" w:w="1276"/>
+            <w:tcW w:type="dxa" w:w="1299"/>
             <w:tcBorders>
               <w:top w:val="single" w:color="A6B8D0" w:sz="4"/>
               <w:left w:val="single" w:color="A6B8D0" w:sz="4"/>
@@ -3713,76 +3193,52 @@
                 <w:sz w:val="16"/>
                 <w:szCs w:val="16"/>
               </w:rPr>
-              <w:t xml:space="preserve">). installMode is currentUser (Tauri's default)</w:t>
-            </w:r>
-          </w:p>
-        </w:tc>
-        <w:tc>
-          <w:tcPr>
-            <w:tcW w:type="dxa" w:w="1416"/>
-            <w:tcBorders>
-              <w:top w:val="single" w:color="A6B8D0" w:sz="4"/>
-              <w:left w:val="single" w:color="A6B8D0" w:sz="4"/>
-              <w:bottom w:val="single" w:color="A6B8D0" w:sz="4"/>
-              <w:right w:val="single" w:color="A6B8D0" w:sz="4"/>
-            </w:tcBorders>
-            <w:tcMar>
-              <w:top w:type="dxa" w:w="50"/>
-              <w:left w:type="dxa" w:w="90"/>
-              <w:bottom w:type="dxa" w:w="50"/>
-              <w:right w:type="dxa" w:w="90"/>
-            </w:tcMar>
-          </w:tcPr>
-          <w:p>
-            <w:pPr>
-              <w:keepNext w:val="false"/>
-              <w:keepLines/>
-              <w:spacing w:after="0" w:before="0" w:line="280"/>
-            </w:pPr>
-            <w:r>
-              <w:rPr>
-                <w:rFonts w:ascii="Calibri" w:eastAsia="Yu Gothic" w:hAnsi="Calibri"/>
+              <w:t xml:space="preserve">). installMode is currentUser (Tauri's default). The installer's languages are Japanese, Simplified Chinese, and English (NSIS </w:t>
+            </w:r>
+            <w:r>
+              <w:rPr>
+                <w:rFonts w:ascii="Consolas" w:eastAsia="Yu Gothic" w:hAnsi="Consolas"/>
                 <w:b w:val="false"/>
                 <w:bCs w:val="false"/>
                 <w:sz w:val="16"/>
                 <w:szCs w:val="16"/>
               </w:rPr>
-              <w:t xml:space="preserve">x86_64 supporting x86-64-v3 (Chapter 11, 3.1 “Minimum supported OS versions”). ARM Windows runs via x64 emulation ([To be measured] start-up and watermarking on Windows 11 on Snapdragon; whether x64 emulation handles x86-64-v3 instructions)</w:t>
-            </w:r>
-          </w:p>
-        </w:tc>
-        <w:tc>
-          <w:tcPr>
-            <w:tcW w:type="dxa" w:w="2244"/>
-            <w:tcBorders>
-              <w:top w:val="single" w:color="A6B8D0" w:sz="4"/>
-              <w:left w:val="single" w:color="A6B8D0" w:sz="4"/>
-              <w:bottom w:val="single" w:color="A6B8D0" w:sz="4"/>
-              <w:right w:val="single" w:color="A6B8D0" w:sz="4"/>
-            </w:tcBorders>
-            <w:tcMar>
-              <w:top w:type="dxa" w:w="50"/>
-              <w:left w:type="dxa" w:w="90"/>
-              <w:bottom w:type="dxa" w:w="50"/>
-              <w:right w:type="dxa" w:w="90"/>
-            </w:tcMar>
-          </w:tcPr>
-          <w:p>
-            <w:pPr>
-              <w:keepNext w:val="false"/>
-              <w:keepLines/>
-              <w:spacing w:after="0" w:before="0" w:line="280"/>
-            </w:pPr>
-            <w:r>
-              <w:rPr>
-                <w:rFonts w:ascii="Consolas" w:eastAsia="Yu Gothic" w:hAnsi="Consolas"/>
+              <w:t xml:space="preserve">languages</w:t>
+            </w:r>
+            <w:r>
+              <w:rPr>
+                <w:rFonts w:ascii="Calibri" w:eastAsia="Yu Gothic" w:hAnsi="Calibri"/>
                 <w:b w:val="false"/>
                 <w:bCs w:val="false"/>
                 <w:sz w:val="16"/>
                 <w:szCs w:val="16"/>
               </w:rPr>
-              <w:t xml:space="preserve">%LOCALAPPDATA%\&lt;product name&gt;</w:t>
-            </w:r>
+              <w:t xml:space="preserve">; matched to the OS language, not chosen by the User)</w:t>
+            </w:r>
+          </w:p>
+        </w:tc>
+        <w:tc>
+          <w:tcPr>
+            <w:tcW w:type="dxa" w:w="1410"/>
+            <w:tcBorders>
+              <w:top w:val="single" w:color="A6B8D0" w:sz="4"/>
+              <w:left w:val="single" w:color="A6B8D0" w:sz="4"/>
+              <w:bottom w:val="single" w:color="A6B8D0" w:sz="4"/>
+              <w:right w:val="single" w:color="A6B8D0" w:sz="4"/>
+            </w:tcBorders>
+            <w:tcMar>
+              <w:top w:type="dxa" w:w="50"/>
+              <w:left w:type="dxa" w:w="90"/>
+              <w:bottom w:type="dxa" w:w="50"/>
+              <w:right w:type="dxa" w:w="90"/>
+            </w:tcMar>
+          </w:tcPr>
+          <w:p>
+            <w:pPr>
+              <w:keepNext w:val="false"/>
+              <w:keepLines/>
+              <w:spacing w:after="0" w:before="0" w:line="280"/>
+            </w:pPr>
             <w:r>
               <w:rPr>
                 <w:rFonts w:ascii="Calibri" w:eastAsia="Yu Gothic" w:hAnsi="Calibri"/>
@@ -3791,13 +3247,13 @@
                 <w:sz w:val="16"/>
                 <w:szCs w:val="16"/>
               </w:rPr>
-              <w:t xml:space="preserve">. No administrator privileges needed</w:t>
-            </w:r>
-          </w:p>
-        </w:tc>
-        <w:tc>
-          <w:tcPr>
-            <w:tcW w:type="dxa" w:w="2070"/>
+              <w:t xml:space="preserve">x86_64 supporting x86-64-v3 (Chapter 11, 3.1 “Minimum supported OS versions”). ARM Windows runs via x64 emulation ([To be measured] start-up and watermarking on Windows 11 on Snapdragon; whether x64 emulation handles x86-64-v3 instructions)</w:t>
+            </w:r>
+          </w:p>
+        </w:tc>
+        <w:tc>
+          <w:tcPr>
+            <w:tcW w:type="dxa" w:w="2244"/>
             <w:tcBorders>
               <w:top w:val="single" w:color="A6B8D0" w:sz="4"/>
               <w:left w:val="single" w:color="A6B8D0" w:sz="4"/>
@@ -3819,19 +3275,63 @@
             </w:pPr>
             <w:r>
               <w:rPr>
-                <w:rFonts w:ascii="Calibri" w:eastAsia="Yu Gothic" w:hAnsi="Calibri"/>
+                <w:rFonts w:ascii="Consolas" w:eastAsia="Yu Gothic" w:hAnsi="Consolas"/>
                 <w:b w:val="false"/>
                 <w:bCs w:val="false"/>
                 <w:sz w:val="16"/>
                 <w:szCs w:val="16"/>
               </w:rPr>
+              <w:t xml:space="preserve">%LOCALAPPDATA%\&lt;product name&gt;</w:t>
+            </w:r>
+            <w:r>
+              <w:rPr>
+                <w:rFonts w:ascii="Calibri" w:eastAsia="Yu Gothic" w:hAnsi="Calibri"/>
+                <w:b w:val="false"/>
+                <w:bCs w:val="false"/>
+                <w:sz w:val="16"/>
+                <w:szCs w:val="16"/>
+              </w:rPr>
+              <w:t xml:space="preserve">. No administrator privileges needed</w:t>
+            </w:r>
+          </w:p>
+        </w:tc>
+        <w:tc>
+          <w:tcPr>
+            <w:tcW w:type="dxa" w:w="2068"/>
+            <w:tcBorders>
+              <w:top w:val="single" w:color="A6B8D0" w:sz="4"/>
+              <w:left w:val="single" w:color="A6B8D0" w:sz="4"/>
+              <w:bottom w:val="single" w:color="A6B8D0" w:sz="4"/>
+              <w:right w:val="single" w:color="A6B8D0" w:sz="4"/>
+            </w:tcBorders>
+            <w:tcMar>
+              <w:top w:type="dxa" w:w="50"/>
+              <w:left w:type="dxa" w:w="90"/>
+              <w:bottom w:type="dxa" w:w="50"/>
+              <w:right w:type="dxa" w:w="90"/>
+            </w:tcMar>
+          </w:tcPr>
+          <w:p>
+            <w:pPr>
+              <w:keepNext w:val="false"/>
+              <w:keepLines/>
+              <w:spacing w:after="0" w:before="0" w:line="280"/>
+            </w:pPr>
+            <w:r>
+              <w:rPr>
+                <w:rFonts w:ascii="Calibri" w:eastAsia="Yu Gothic" w:hAnsi="Calibri"/>
+                <w:b w:val="false"/>
+                <w:bCs w:val="false"/>
+                <w:sz w:val="16"/>
+                <w:szCs w:val="16"/>
+              </w:rPr>
               <w:t xml:space="preserve">WebView2: downloadBootstrapper (Tauri's default; Windows 10 (April 2018 and later) and 11 have it as part of the OS; installed from the network only if absent)</w:t>
             </w:r>
           </w:p>
         </w:tc>
         <w:tc>
           <w:tcPr>
-            <w:tcW w:type="dxa" w:w="1501"/>
+            <w:tcW w:type="dxa" w:w="1492"/>
             <w:tcBorders>
               <w:top w:val="single" w:color="A6B8D0" w:sz="4"/>
               <w:left w:val="single" w:color="A6B8D0" w:sz="4"/>
@@ -3871,7 +3371,7 @@
         </w:trPr>
         <w:tc>
           <w:tcPr>
-            <w:tcW w:type="dxa" w:w="1131"/>
+            <w:tcW w:type="dxa" w:w="1125"/>
             <w:tcBorders>
               <w:top w:val="single" w:color="A6B8D0" w:sz="4"/>
               <w:left w:val="single" w:color="A6B8D0" w:sz="4"/>
@@ -3905,7 +3405,7 @@
         </w:tc>
         <w:tc>
           <w:tcPr>
-            <w:tcW w:type="dxa" w:w="1276"/>
+            <w:tcW w:type="dxa" w:w="1299"/>
             <w:tcBorders>
               <w:top w:val="single" w:color="A6B8D0" w:sz="4"/>
               <w:left w:val="single" w:color="A6B8D0" w:sz="4"/>
@@ -3939,7 +3439,7 @@
         </w:tc>
         <w:tc>
           <w:tcPr>
-            <w:tcW w:type="dxa" w:w="1416"/>
+            <w:tcW w:type="dxa" w:w="1410"/>
             <w:tcBorders>
               <w:top w:val="single" w:color="A6B8D0" w:sz="4"/>
               <w:left w:val="single" w:color="A6B8D0" w:sz="4"/>
@@ -4007,7 +3507,7 @@
         </w:tc>
         <w:tc>
           <w:tcPr>
-            <w:tcW w:type="dxa" w:w="2070"/>
+            <w:tcW w:type="dxa" w:w="2068"/>
             <w:tcBorders>
               <w:top w:val="single" w:color="A6B8D0" w:sz="4"/>
               <w:left w:val="single" w:color="A6B8D0" w:sz="4"/>
@@ -4041,7 +3541,7 @@
         </w:tc>
         <w:tc>
           <w:tcPr>
-            <w:tcW w:type="dxa" w:w="1501"/>
+            <w:tcW w:type="dxa" w:w="1492"/>
             <w:tcBorders>
               <w:top w:val="single" w:color="A6B8D0" w:sz="4"/>
               <w:left w:val="single" w:color="A6B8D0" w:sz="4"/>
@@ -4081,7 +3581,7 @@
         </w:trPr>
         <w:tc>
           <w:tcPr>
-            <w:tcW w:type="dxa" w:w="1131"/>
+            <w:tcW w:type="dxa" w:w="1125"/>
             <w:tcBorders>
               <w:top w:val="single" w:color="A6B8D0" w:sz="4"/>
               <w:left w:val="single" w:color="A6B8D0" w:sz="4"/>
@@ -4115,7 +3615,7 @@
         </w:tc>
         <w:tc>
           <w:tcPr>
-            <w:tcW w:type="dxa" w:w="1276"/>
+            <w:tcW w:type="dxa" w:w="1299"/>
             <w:tcBorders>
               <w:top w:val="single" w:color="A6B8D0" w:sz="4"/>
               <w:left w:val="single" w:color="A6B8D0" w:sz="4"/>
@@ -4149,7 +3649,7 @@
         </w:tc>
         <w:tc>
           <w:tcPr>
-            <w:tcW w:type="dxa" w:w="1416"/>
+            <w:tcW w:type="dxa" w:w="1410"/>
             <w:tcBorders>
               <w:top w:val="single" w:color="A6B8D0" w:sz="4"/>
               <w:left w:val="single" w:color="A6B8D0" w:sz="4"/>
@@ -4217,7 +3717,7 @@
         </w:tc>
         <w:tc>
           <w:tcPr>
-            <w:tcW w:type="dxa" w:w="2070"/>
+            <w:tcW w:type="dxa" w:w="2068"/>
             <w:tcBorders>
               <w:top w:val="single" w:color="A6B8D0" w:sz="4"/>
               <w:left w:val="single" w:color="A6B8D0" w:sz="4"/>
@@ -4251,7 +3751,7 @@
         </w:tc>
         <w:tc>
           <w:tcPr>
-            <w:tcW w:type="dxa" w:w="1501"/>
+            <w:tcW w:type="dxa" w:w="1492"/>
             <w:tcBorders>
               <w:top w:val="single" w:color="A6B8D0" w:sz="4"/>
               <w:left w:val="single" w:color="A6B8D0" w:sz="4"/>
@@ -4323,7 +3823,109 @@
         <w:rPr>
           <w:rFonts w:ascii="Calibri" w:eastAsia="Yu Gothic" w:hAnsi="Calibri"/>
         </w:rPr>
+        <w:t xml:space="preserve">The browser extension “Save evidence” (the Chrome family and Firefox) is placed in the public extension stores, with its source in </w:t>
+      </w:r>
+      <w:r>
+        <w:rPr>
+          <w:rFonts w:ascii="Consolas" w:eastAsia="Yu Gothic" w:hAnsi="Consolas"/>
+        </w:rPr>
+        <w:t xml:space="preserve">extension/</w:t>
+      </w:r>
+      <w:r>
+        <w:rPr>
+          <w:rFonts w:ascii="Calibri" w:eastAsia="Yu Gothic" w:hAnsi="Calibri"/>
+        </w:rPr>
+        <w:t xml:space="preserve"> of the Public Repository. It is versioned separately from the app and goes through the stores' review. The extension holds neither settings nor records, and its updates are by the stores' mechanism (Chapter 6, 2.2.2) (2026-09-30, NRSD's requirement).</w:t>
+      </w:r>
+    </w:p>
+    <w:p>
+      <w:pPr>
+        <w:pStyle w:val="ListParagraph"/>
+        <w:keepNext/>
+        <w:keepLines/>
+        <w:numPr>
+          <w:ilvl w:val="0"/>
+          <w:numId w:val="2"/>
+        </w:numPr>
+        <w:spacing w:after="20" w:before="20" w:line="300"/>
+      </w:pPr>
+      <w:r>
+        <w:rPr>
+          <w:rFonts w:ascii="Calibri" w:eastAsia="Yu Gothic" w:hAnsi="Calibri"/>
+        </w:rPr>
+        <w:t xml:space="preserve">For Linux, in addition to the AppImage, a Flatpak is placed on Flathub (per Tauri's official guide; the de facto standard place of distribution for the Linux desktop). The runtime is the version of </w:t>
+      </w:r>
+      <w:r>
+        <w:rPr>
+          <w:rFonts w:ascii="Consolas" w:eastAsia="Yu Gothic" w:hAnsi="Consolas"/>
+        </w:rPr>
+        <w:t xml:space="preserve">org.gnome.Platform</w:t>
+      </w:r>
+      <w:r>
+        <w:rPr>
+          <w:rFonts w:ascii="Calibri" w:eastAsia="Yu Gothic" w:hAnsi="Calibri"/>
+        </w:rPr>
+        <w:t xml:space="preserve"> that Flathub recommends, and the permissions are </w:t>
+      </w:r>
+      <w:r>
+        <w:rPr>
+          <w:rFonts w:ascii="Consolas" w:eastAsia="Yu Gothic" w:hAnsi="Consolas"/>
+        </w:rPr>
+        <w:t xml:space="preserve">--share=network</w:t>
+      </w:r>
+      <w:r>
+        <w:rPr>
+          <w:rFonts w:ascii="Calibri" w:eastAsia="Yu Gothic" w:hAnsi="Calibri"/>
+        </w:rPr>
+        <w:t xml:space="preserve"> and portals only (no </w:t>
+      </w:r>
+      <w:r>
+        <w:rPr>
+          <w:rFonts w:ascii="Consolas" w:eastAsia="Yu Gothic" w:hAnsi="Consolas"/>
+        </w:rPr>
+        <w:t xml:space="preserve">--filesystem</w:t>
+      </w:r>
+      <w:r>
+        <w:rPr>
+          <w:rFonts w:ascii="Calibri" w:eastAsia="Yu Gothic" w:hAnsi="Calibri"/>
+        </w:rPr>
+        <w:t xml:space="preserve">). File selection, the default browser, and notifications go through xdg-desktop-portal (supported by tauri-plugin-dialog, opener, and notification). Updates are left to Flathub's mechanism, and Tauri's updater is switched off in the Flatpak version. The sandbox permits only the network and the files the User chose. The AppImage is kept for environments that do not use Flatpak (2026-10-01, NRSD's requirement).</w:t>
+      </w:r>
+    </w:p>
+    <w:p>
+      <w:pPr>
+        <w:pStyle w:val="ListParagraph"/>
+        <w:keepNext/>
+        <w:keepLines/>
+        <w:numPr>
+          <w:ilvl w:val="0"/>
+          <w:numId w:val="2"/>
+        </w:numPr>
+        <w:spacing w:after="20" w:before="20" w:line="300"/>
+      </w:pPr>
+      <w:r>
+        <w:rPr>
+          <w:rFonts w:ascii="Calibri" w:eastAsia="Yu Gothic" w:hAnsi="Calibri"/>
+        </w:rPr>
         <w:t xml:space="preserve">Size of distributables: the app itself, on Linux the bundled WebKitGTK and so on (about 70 MB or more; [To be measured]), the ONNX runtime (about 14 MB or more; Chapter 11, 4.3 “Assets”), the TrustMark model (about 65 MB), u2netp (about 4.6 MB), fonts (about 71 MB; the sum of the bundled fonts of about 52 MB and the screen text fonts of about 18 MB in Chapter 11, 4.3 “Assets”; includes emoji at 25.3 MB). [To be measured] the total. Assumption: around 200 MB for each OS. Criterion: 300 MB or less.</w:t>
+      </w:r>
+    </w:p>
+    <w:p>
+      <w:pPr>
+        <w:pStyle w:val="ListParagraph"/>
+        <w:keepNext/>
+        <w:keepLines/>
+        <w:numPr>
+          <w:ilvl w:val="0"/>
+          <w:numId w:val="2"/>
+        </w:numPr>
+        <w:spacing w:after="20" w:before="20" w:line="300"/>
+      </w:pPr>
+      <w:r>
+        <w:rPr>
+          <w:rFonts w:ascii="Calibri" w:eastAsia="Yu Gothic" w:hAnsi="Calibri"/>
+        </w:rPr>
+        <w:t xml:space="preserve">PCs not connected to the network: the installer is self-contained except for WebView2. Windows without WebView2 (fixed corporate versions, etc.) that is not connected to the network cannot install it (8 “Gaps Declared in This Chapter”).</w:t>
       </w:r>
     </w:p>
     <w:p>
@@ -4341,7 +3943,7 @@
         <w:rPr>
           <w:rFonts w:ascii="Calibri" w:eastAsia="Yu Gothic" w:hAnsi="Calibri"/>
         </w:rPr>
-        <w:t xml:space="preserve">PCs not connected to the network: the installer is self-contained except for WebView2. Windows without WebView2 (fixed corporate versions, etc.) that is not connected to the network cannot install it (8 “Gaps Declared in This Chapter”).</w:t>
+        <w:t xml:space="preserve">Risk: the distributables are large (fonts about 71 MB, models about 70 MB (TrustMark about 65 MB, u2netp about 4.6 MB), the ONNX runtime). Impact: downloading takes time. Provision: the Lite version of LXGW WenKai was adopted (Chapter 4, 6.1 “Bundled fonts”). Criterion: 300 MB or less (Chapter 9, 2.1 “Distributables per OS”)</w:t>
       </w:r>
     </w:p>
     <w:p>
@@ -5147,7 +4749,7 @@
         <w:rPr>
           <w:rFonts w:ascii="Calibri" w:eastAsia="Yu Gothic" w:hAnsi="Calibri"/>
         </w:rPr>
-        <w:t xml:space="preserve">Execution: erase the signing keys in the OS keystore, then the app's data location (app_local_data_dir; on Windows including the WebView2 data </w:t>
+        <w:t xml:space="preserve">Execution: first send the row “this device was removed” to the linked devices (Chapter 8, 5.4) (if it does not arrive, remove it manually on another device; the relay registration becomes void once the device key is gone), then erase the signing keys and the device key in the OS keystore, then the app's data location (app_local_data_dir; on Windows including the WebView2 data </w:t>
       </w:r>
       <w:r>
         <w:rPr>
@@ -5159,7 +4761,7 @@
         <w:rPr>
           <w:rFonts w:ascii="Calibri" w:eastAsia="Yu Gothic" w:hAnsi="Calibri"/>
         </w:rPr>
-        <w:t xml:space="preserve">), then the reduced image location (app_cache_dir), then the operation log location (app_log_dir), then on macOS the WKWebView data (</w:t>
+        <w:t xml:space="preserve">), then the thumbnail location (app_cache_dir), then the operation log location (app_log_dir), then on macOS the WKWebView data (</w:t>
       </w:r>
       <w:r>
         <w:rPr>
@@ -5171,7 +4773,7 @@
         <w:rPr>
           <w:rFonts w:ascii="Calibri" w:eastAsia="Yu Gothic" w:hAnsi="Calibri"/>
         </w:rPr>
-        <w:t xml:space="preserve">) (Chapter 1, 9.1 “Locations per OS”, Chapter 8, 2.1 “Arrangement”; on macOS these are under ~/Library/Application Support, ~/Library/Caches, and ~/Library/Logs respectively; on Windows and Linux, operation logs are in </w:t>
+        <w:t xml:space="preserve">) (Chapter 1, 9.1 “Locations per OS”, Chapter 8, 2.1 “Arrangement”; on macOS, under ~/Library/Application Support, ~/Library/Caches, and ~/Library/Logs respectively; on Windows and Linux the operation log is in </w:t>
       </w:r>
       <w:r>
         <w:rPr>
@@ -5291,6 +4893,24 @@
           <w:rFonts w:ascii="Calibri" w:eastAsia="Yu Gothic" w:hAnsi="Calibri"/>
         </w:rPr>
         <w:t xml:space="preserve">3. Proof of the Official Version</w:t>
+      </w:r>
+    </w:p>
+    <w:p>
+      <w:pPr>
+        <w:pStyle w:val="ListParagraph"/>
+        <w:keepNext w:val="false"/>
+        <w:keepLines/>
+        <w:numPr>
+          <w:ilvl w:val="0"/>
+          <w:numId w:val="2"/>
+        </w:numPr>
+        <w:spacing w:after="20" w:before="20" w:line="300"/>
+      </w:pPr>
+      <w:r>
+        <w:rPr>
+          <w:rFonts w:ascii="Calibri" w:eastAsia="Yu Gothic" w:hAnsi="Calibri"/>
+        </w:rPr>
+        <w:t xml:space="preserve">Threat T-3 (spoofing): distributing a fake app. Attacker: a third party. Target asset: signing keys, records. Remaining gap: Users who obtained it from somewhere other than the README</w:t>
       </w:r>
     </w:p>
     <w:p>
@@ -6071,6 +5691,24 @@
     <w:p>
       <w:pPr>
         <w:pStyle w:val="ListParagraph"/>
+        <w:keepNext/>
+        <w:keepLines/>
+        <w:numPr>
+          <w:ilvl w:val="0"/>
+          <w:numId w:val="2"/>
+        </w:numPr>
+        <w:spacing w:after="20" w:before="20" w:line="300"/>
+      </w:pPr>
+      <w:r>
+        <w:rPr>
+          <w:rFonts w:ascii="Calibri" w:eastAsia="Yu Gothic" w:hAnsi="Calibri"/>
+        </w:rPr>
+        <w:t xml:space="preserve">Windows 11's Smart App Control blocks unsigned executables, so all executables and DLLs inside the installer are also signed.</w:t>
+      </w:r>
+    </w:p>
+    <w:p>
+      <w:pPr>
+        <w:pStyle w:val="ListParagraph"/>
         <w:keepNext w:val="false"/>
         <w:keepLines/>
         <w:numPr>
@@ -6083,7 +5721,7 @@
         <w:rPr>
           <w:rFonts w:ascii="Calibri" w:eastAsia="Yu Gothic" w:hAnsi="Calibri"/>
         </w:rPr>
-        <w:t xml:space="preserve">Windows 11's Smart App Control blocks unsigned executables, so all executables and DLLs inside the installer are also signed.</w:t>
+        <w:t xml:space="preserve">Risk: code signing reputation (Windows SmartScreen). Impact: warnings appear in the early period. Provision: guidance (Chapter 9)</w:t>
       </w:r>
     </w:p>
     <w:p>
@@ -6130,7 +5768,67 @@
         <w:rPr>
           <w:rFonts w:ascii="Calibri" w:eastAsia="Yu Gothic" w:hAnsi="Calibri"/>
         </w:rPr>
-        <w:t xml:space="preserve">The official source is the README of the Public Repository, and only the sources listed in the README (GitHub releases and NRSD's Hong Kong mirror listed in the Chinese section of the README) are official (5). The README states clearly: “The official sources are GitHub releases and the NRSD mirror listed here. Anything distributed on other sites is not official.” Distributables from either source can be identified by the same SHA-256 and code signing publisher.</w:t>
+        <w:t xml:space="preserve">The official source is the README of the Public Repository, and only the sources listed in the README (three: GitHub releases, NRSD's Hong Kong mirror listed in the Chinese section of the README, and Flathub for Linux (2.1)) are official (5). The README states clearly: “The official sources are three: GitHub releases, the NRSD mirror listed here, and Flathub. Anything distributed on other sites is not official.” Distributables from GitHub and the mirror can be identified by the same SHA-256 and code signing publisher. The Flathub version is identified by Flathub's mechanism (Flathub's CI builds from NRSD's manifest, and Flathub signs it), and the README lists the app's Flathub identifier.</w:t>
+      </w:r>
+    </w:p>
+    <w:p>
+      <w:pPr>
+        <w:pStyle w:val="ListParagraph"/>
+        <w:keepNext/>
+        <w:keepLines/>
+        <w:numPr>
+          <w:ilvl w:val="0"/>
+          <w:numId w:val="2"/>
+        </w:numPr>
+        <w:spacing w:after="20" w:before="20" w:line="300"/>
+      </w:pPr>
+      <w:r>
+        <w:rPr>
+          <w:rFonts w:ascii="Calibri" w:eastAsia="Yu Gothic" w:hAnsi="Calibri"/>
+        </w:rPr>
+        <w:t xml:space="preserve">Distributables are built reproducibly (Reproducible Builds: </w:t>
+      </w:r>
+      <w:r>
+        <w:rPr>
+          <w:rFonts w:ascii="Consolas" w:eastAsia="Yu Gothic" w:hAnsi="Consolas"/>
+        </w:rPr>
+        <w:t xml:space="preserve">SOURCE_DATE_EPOCH</w:t>
+      </w:r>
+      <w:r>
+        <w:rPr>
+          <w:rFonts w:ascii="Calibri" w:eastAsia="Yu Gothic" w:hAnsi="Calibri"/>
+        </w:rPr>
+        <w:t xml:space="preserve"> fixed to the date/time of the version's commit, </w:t>
+      </w:r>
+      <w:r>
+        <w:rPr>
+          <w:rFonts w:ascii="Consolas" w:eastAsia="Yu Gothic" w:hAnsi="Consolas"/>
+        </w:rPr>
+        <w:t xml:space="preserve">--remap-path-prefix</w:t>
+      </w:r>
+      <w:r>
+        <w:rPr>
+          <w:rFonts w:ascii="Calibri" w:eastAsia="Yu Gothic" w:hAnsi="Calibri"/>
+        </w:rPr>
+        <w:t xml:space="preserve">, Cargo.lock and package-lock pinned, the build environment recorded). CI builds twice in separate environments, and if the SHA-256 of the contents with the signatures removed do not match, the release is stopped. The README gives the procedure for a third party to build the same distributable and compare. Attestations are issued as SLSA Build Level 3 provenance (2026-10-01, NRSD's requirement).</w:t>
+      </w:r>
+    </w:p>
+    <w:p>
+      <w:pPr>
+        <w:pStyle w:val="ListParagraph"/>
+        <w:keepNext/>
+        <w:keepLines/>
+        <w:numPr>
+          <w:ilvl w:val="0"/>
+          <w:numId w:val="2"/>
+        </w:numPr>
+        <w:spacing w:after="20" w:before="20" w:line="300"/>
+      </w:pPr>
+      <w:r>
+        <w:rPr>
+          <w:rFonts w:ascii="Calibri" w:eastAsia="Yu Gothic" w:hAnsi="Calibri"/>
+        </w:rPr>
+        <w:t xml:space="preserve">Keys used for releases (R-9-2-2): DD-9-4“The update signing key stays outside CI; code-signing credentials are CI secrets”. The update signing key is Tauri's signing key (losing it means updates cannot be distributed to existing Users), and it is kept in two ways: the key file (encrypted with a passphrase) on the operator's PC not connected to the network, and a paper backup (safe).</w:t>
       </w:r>
     </w:p>
     <w:p>
@@ -6148,7 +5846,7 @@
         <w:rPr>
           <w:rFonts w:ascii="Calibri" w:eastAsia="Yu Gothic" w:hAnsi="Calibri"/>
         </w:rPr>
-        <w:t xml:space="preserve">Keys used for releases (R-9-2-2“The keys used for releases are protected”): DD-9-4“The update signing key stays outside CI; code-signing credentials are CI secrets”. The update signing key is Tauri's signing key (losing it means updates cannot be distributed to existing Users), and it is kept in two ways: the key file (encrypted with a passphrase) on the operator's PC not connected to the network, and a paper backup (safe).</w:t>
+        <w:t xml:space="preserve">Secret: the app's update signing key. Location: Tauri's signing key file (encrypted with a passphrase) on an operator's PC not connected to the network. A paper backup in a safe (Chapter 9, DD-9-4“The update signing key stays outside CI; code-signing credentials are CI secrets”). If leaked: fake updates may be distributed. If lost, updates cannot be distributed (Chapter 9)</w:t>
       </w:r>
     </w:p>
     <w:p>
@@ -6187,9 +5885,9 @@
       </w:tblPr>
       <w:tblGrid>
         <w:gridCol w:w="1120"/>
-        <w:gridCol w:w="3404"/>
-        <w:gridCol w:w="2022"/>
-        <w:gridCol w:w="3092"/>
+        <w:gridCol w:w="3287"/>
+        <w:gridCol w:w="1959"/>
+        <w:gridCol w:w="3272"/>
       </w:tblGrid>
       <w:tr>
         <w:trPr>
@@ -6233,7 +5931,7 @@
         </w:tc>
         <w:tc>
           <w:tcPr>
-            <w:tcW w:type="dxa" w:w="3404"/>
+            <w:tcW w:type="dxa" w:w="3287"/>
             <w:tcBorders>
               <w:top w:val="single" w:color="A6B8D0" w:sz="4"/>
               <w:left w:val="single" w:color="A6B8D0" w:sz="4"/>
@@ -6268,7 +5966,7 @@
         </w:tc>
         <w:tc>
           <w:tcPr>
-            <w:tcW w:type="dxa" w:w="2022"/>
+            <w:tcW w:type="dxa" w:w="1959"/>
             <w:tcBorders>
               <w:top w:val="single" w:color="A6B8D0" w:sz="4"/>
               <w:left w:val="single" w:color="A6B8D0" w:sz="4"/>
@@ -6303,7 +6001,7 @@
         </w:tc>
         <w:tc>
           <w:tcPr>
-            <w:tcW w:type="dxa" w:w="3092"/>
+            <w:tcW w:type="dxa" w:w="3272"/>
             <w:tcBorders>
               <w:top w:val="single" w:color="A6B8D0" w:sz="4"/>
               <w:left w:val="single" w:color="A6B8D0" w:sz="4"/>
@@ -6378,7 +6076,7 @@
         </w:tc>
         <w:tc>
           <w:tcPr>
-            <w:tcW w:type="dxa" w:w="3404"/>
+            <w:tcW w:type="dxa" w:w="3287"/>
             <w:tcBorders>
               <w:top w:val="single" w:color="A6B8D0" w:sz="4"/>
               <w:left w:val="single" w:color="A6B8D0" w:sz="4"/>
@@ -6412,7 +6110,7 @@
         </w:tc>
         <w:tc>
           <w:tcPr>
-            <w:tcW w:type="dxa" w:w="2022"/>
+            <w:tcW w:type="dxa" w:w="1959"/>
             <w:tcBorders>
               <w:top w:val="single" w:color="A6B8D0" w:sz="4"/>
               <w:left w:val="single" w:color="A6B8D0" w:sz="4"/>
@@ -6446,7 +6144,7 @@
         </w:tc>
         <w:tc>
           <w:tcPr>
-            <w:tcW w:type="dxa" w:w="3092"/>
+            <w:tcW w:type="dxa" w:w="3272"/>
             <w:tcBorders>
               <w:top w:val="single" w:color="A6B8D0" w:sz="4"/>
               <w:left w:val="single" w:color="A6B8D0" w:sz="4"/>
@@ -6520,7 +6218,7 @@
         </w:tc>
         <w:tc>
           <w:tcPr>
-            <w:tcW w:type="dxa" w:w="3404"/>
+            <w:tcW w:type="dxa" w:w="3287"/>
             <w:tcBorders>
               <w:top w:val="single" w:color="A6B8D0" w:sz="4"/>
               <w:left w:val="single" w:color="A6B8D0" w:sz="4"/>
@@ -6554,7 +6252,7 @@
         </w:tc>
         <w:tc>
           <w:tcPr>
-            <w:tcW w:type="dxa" w:w="2022"/>
+            <w:tcW w:type="dxa" w:w="1959"/>
             <w:tcBorders>
               <w:top w:val="single" w:color="A6B8D0" w:sz="4"/>
               <w:left w:val="single" w:color="A6B8D0" w:sz="4"/>
@@ -6588,7 +6286,7 @@
         </w:tc>
         <w:tc>
           <w:tcPr>
-            <w:tcW w:type="dxa" w:w="3092"/>
+            <w:tcW w:type="dxa" w:w="3272"/>
             <w:tcBorders>
               <w:top w:val="single" w:color="A6B8D0" w:sz="4"/>
               <w:left w:val="single" w:color="A6B8D0" w:sz="4"/>
@@ -6616,7 +6314,7 @@
                 <w:sz w:val="18"/>
                 <w:szCs w:val="18"/>
               </w:rPr>
-              <w:t xml:space="preserve">If the download fails (no response, cut off midway, not 2xx), the order of sources is changed to mirror first from the next check (4.3). If the mirror also fails three times in a row, the User is told and guided to reinstall manually</w:t>
+              <w:t xml:space="preserve">If the download fails (no response, cut off midway, not 2xx), follow the common retry at the end of Chapter 1, 4.2 (three times, then on return of the connection and every hour), and from the next time use the order of sources with the mirror first (4.3). If the mirror also fails three times in a row, the User is told and guided to reinstall manually</w:t>
             </w:r>
           </w:p>
         </w:tc>
@@ -6662,7 +6360,7 @@
         </w:tc>
         <w:tc>
           <w:tcPr>
-            <w:tcW w:type="dxa" w:w="3404"/>
+            <w:tcW w:type="dxa" w:w="3287"/>
             <w:tcBorders>
               <w:top w:val="single" w:color="A6B8D0" w:sz="4"/>
               <w:left w:val="single" w:color="A6B8D0" w:sz="4"/>
@@ -6690,13 +6388,13 @@
                 <w:sz w:val="18"/>
                 <w:szCs w:val="18"/>
               </w:rPr>
-              <w:t xml:space="preserve">Verify the update signature with the public key embedded in the app</w:t>
-            </w:r>
-          </w:p>
-        </w:tc>
-        <w:tc>
-          <w:tcPr>
-            <w:tcW w:type="dxa" w:w="2022"/>
+              <w:t xml:space="preserve">Verify the TUF metadata (4.3) with tough, then verify the update signature with the public key embedded in the app</w:t>
+            </w:r>
+          </w:p>
+        </w:tc>
+        <w:tc>
+          <w:tcPr>
+            <w:tcW w:type="dxa" w:w="1959"/>
             <w:tcBorders>
               <w:top w:val="single" w:color="A6B8D0" w:sz="4"/>
               <w:left w:val="single" w:color="A6B8D0" w:sz="4"/>
@@ -6730,7 +6428,7 @@
         </w:tc>
         <w:tc>
           <w:tcPr>
-            <w:tcW w:type="dxa" w:w="3092"/>
+            <w:tcW w:type="dxa" w:w="3272"/>
             <w:tcBorders>
               <w:top w:val="single" w:color="A6B8D0" w:sz="4"/>
               <w:left w:val="single" w:color="A6B8D0" w:sz="4"/>
@@ -6804,7 +6502,7 @@
         </w:tc>
         <w:tc>
           <w:tcPr>
-            <w:tcW w:type="dxa" w:w="3404"/>
+            <w:tcW w:type="dxa" w:w="3287"/>
             <w:tcBorders>
               <w:top w:val="single" w:color="A6B8D0" w:sz="4"/>
               <w:left w:val="single" w:color="A6B8D0" w:sz="4"/>
@@ -6838,7 +6536,7 @@
         </w:tc>
         <w:tc>
           <w:tcPr>
-            <w:tcW w:type="dxa" w:w="2022"/>
+            <w:tcW w:type="dxa" w:w="1959"/>
             <w:tcBorders>
               <w:top w:val="single" w:color="A6B8D0" w:sz="4"/>
               <w:left w:val="single" w:color="A6B8D0" w:sz="4"/>
@@ -6872,7 +6570,7 @@
         </w:tc>
         <w:tc>
           <w:tcPr>
-            <w:tcW w:type="dxa" w:w="3092"/>
+            <w:tcW w:type="dxa" w:w="3272"/>
             <w:tcBorders>
               <w:top w:val="single" w:color="A6B8D0" w:sz="4"/>
               <w:left w:val="single" w:color="A6B8D0" w:sz="4"/>
@@ -6946,7 +6644,7 @@
         </w:tc>
         <w:tc>
           <w:tcPr>
-            <w:tcW w:type="dxa" w:w="3404"/>
+            <w:tcW w:type="dxa" w:w="3287"/>
             <w:tcBorders>
               <w:top w:val="single" w:color="A6B8D0" w:sz="4"/>
               <w:left w:val="single" w:color="A6B8D0" w:sz="4"/>
@@ -6980,7 +6678,7 @@
         </w:tc>
         <w:tc>
           <w:tcPr>
-            <w:tcW w:type="dxa" w:w="2022"/>
+            <w:tcW w:type="dxa" w:w="1959"/>
             <w:tcBorders>
               <w:top w:val="single" w:color="A6B8D0" w:sz="4"/>
               <w:left w:val="single" w:color="A6B8D0" w:sz="4"/>
@@ -7014,7 +6712,7 @@
         </w:tc>
         <w:tc>
           <w:tcPr>
-            <w:tcW w:type="dxa" w:w="3092"/>
+            <w:tcW w:type="dxa" w:w="3272"/>
             <w:tcBorders>
               <w:top w:val="single" w:color="A6B8D0" w:sz="4"/>
               <w:left w:val="single" w:color="A6B8D0" w:sz="4"/>
@@ -7088,7 +6786,7 @@
         </w:tc>
         <w:tc>
           <w:tcPr>
-            <w:tcW w:type="dxa" w:w="3404"/>
+            <w:tcW w:type="dxa" w:w="3287"/>
             <w:tcBorders>
               <w:top w:val="single" w:color="A6B8D0" w:sz="4"/>
               <w:left w:val="single" w:color="A6B8D0" w:sz="4"/>
@@ -7122,7 +6820,7 @@
         </w:tc>
         <w:tc>
           <w:tcPr>
-            <w:tcW w:type="dxa" w:w="2022"/>
+            <w:tcW w:type="dxa" w:w="1959"/>
             <w:tcBorders>
               <w:top w:val="single" w:color="A6B8D0" w:sz="4"/>
               <w:left w:val="single" w:color="A6B8D0" w:sz="4"/>
@@ -7156,7 +6854,7 @@
         </w:tc>
         <w:tc>
           <w:tcPr>
-            <w:tcW w:type="dxa" w:w="3092"/>
+            <w:tcW w:type="dxa" w:w="3272"/>
             <w:tcBorders>
               <w:top w:val="single" w:color="A6B8D0" w:sz="4"/>
               <w:left w:val="single" w:color="A6B8D0" w:sz="4"/>
@@ -7210,7 +6908,103 @@
         <w:rPr>
           <w:rFonts w:ascii="Calibri" w:eastAsia="Yu Gothic" w:hAnsi="Calibri"/>
         </w:rPr>
-        <w:t xml:space="preserve">No operation by the User is needed (R-9-3-1“It is updated without User operation, and what is received is verified”). Only the timing of replacement is matched to the User's operation (DD-9-5“Replacement happens on close or when the User presses the button”).</w:t>
+        <w:t xml:space="preserve">No operation by the User is needed (R-9-3-1). Only the timing of replacement is matched to the User's operation (DD-9-5“Replacement happens on close or when the User presses the button”).</w:t>
+      </w:r>
+    </w:p>
+    <w:p>
+      <w:pPr>
+        <w:pStyle w:val="ListParagraph"/>
+        <w:keepNext/>
+        <w:keepLines/>
+        <w:numPr>
+          <w:ilvl w:val="0"/>
+          <w:numId w:val="2"/>
+        </w:numPr>
+        <w:spacing w:after="20" w:before="20" w:line="300"/>
+      </w:pPr>
+      <w:r>
+        <w:rPr>
+          <w:rFonts w:ascii="Calibri" w:eastAsia="Yu Gothic" w:hAnsi="Calibri"/>
+        </w:rPr>
+        <w:t xml:space="preserve">All that is sent when checking for updates is the download request, and the other party can see the IP address. The request's User-Agent is the update component's name and version (</w:t>
+      </w:r>
+      <w:r>
+        <w:rPr>
+          <w:rFonts w:ascii="Consolas" w:eastAsia="Yu Gothic" w:hAnsi="Consolas"/>
+        </w:rPr>
+        <w:t xml:space="preserve">tauri-plugin-updater/&lt;version&gt;</w:t>
+      </w:r>
+      <w:r>
+        <w:rPr>
+          <w:rFonts w:ascii="Calibri" w:eastAsia="Yu Gothic" w:hAnsi="Calibri"/>
+        </w:rPr>
+        <w:t xml:space="preserve">), and the app version is not sent (updater.rs of tauri-plugin-updater) (Chapter 12, 5.2 “List of what is sent outside the device”).</w:t>
+      </w:r>
+    </w:p>
+    <w:p>
+      <w:pPr>
+        <w:pStyle w:val="ListParagraph"/>
+        <w:keepNext/>
+        <w:keepLines/>
+        <w:numPr>
+          <w:ilvl w:val="0"/>
+          <w:numId w:val="2"/>
+        </w:numPr>
+        <w:spacing w:after="20" w:before="20" w:line="300"/>
+      </w:pPr>
+      <w:r>
+        <w:rPr>
+          <w:rFonts w:ascii="Calibri" w:eastAsia="Yu Gothic" w:hAnsi="Calibri"/>
+        </w:rPr>
+        <w:t xml:space="preserve">On OS shutdown or logoff (Windows </w:t>
+      </w:r>
+      <w:r>
+        <w:rPr>
+          <w:rFonts w:ascii="Consolas" w:eastAsia="Yu Gothic" w:hAnsi="Consolas"/>
+        </w:rPr>
+        <w:t xml:space="preserve">WM_QUERYENDSESSION</w:t>
+      </w:r>
+      <w:r>
+        <w:rPr>
+          <w:rFonts w:ascii="Calibri" w:eastAsia="Yu Gothic" w:hAnsi="Calibri"/>
+        </w:rPr>
+        <w:t xml:space="preserve">, macOS </w:t>
+      </w:r>
+      <w:r>
+        <w:rPr>
+          <w:rFonts w:ascii="Consolas" w:eastAsia="Yu Gothic" w:hAnsi="Consolas"/>
+        </w:rPr>
+        <w:t xml:space="preserve">applicationShouldTerminate</w:t>
+      </w:r>
+      <w:r>
+        <w:rPr>
+          <w:rFonts w:ascii="Calibri" w:eastAsia="Yu Gothic" w:hAnsi="Calibri"/>
+        </w:rPr>
+        <w:t xml:space="preserve">, Tauri </w:t>
+      </w:r>
+      <w:r>
+        <w:rPr>
+          <w:rFonts w:ascii="Consolas" w:eastAsia="Yu Gothic" w:hAnsi="Consolas"/>
+        </w:rPr>
+        <w:t xml:space="preserve">ExitRequested</w:t>
+      </w:r>
+      <w:r>
+        <w:rPr>
+          <w:rFonts w:ascii="Calibri" w:eastAsia="Yu Gothic" w:hAnsi="Calibri"/>
+        </w:rPr>
+        <w:t xml:space="preserve">), the swap is not started; only work sessions are saved, and the </w:t>
+      </w:r>
+      <w:r>
+        <w:rPr>
+          <w:rFonts w:ascii="Consolas" w:eastAsia="Yu Gothic" w:hAnsi="Consolas"/>
+        </w:rPr>
+        <w:t xml:space="preserve">state/update-pending</w:t>
+      </w:r>
+      <w:r>
+        <w:rPr>
+          <w:rFonts w:ascii="Calibri" w:eastAsia="Yu Gothic" w:hAnsi="Calibri"/>
+        </w:rPr>
+        <w:t xml:space="preserve"> mark is placed. At the next start, the verified distributable is swapped in before the screen is shown (the same as Firefox's staged update being applied at the next start). Only when closed by the User's operation is the swap done on the spot (DD-9-5).</w:t>
       </w:r>
     </w:p>
     <w:p>
@@ -7228,19 +7022,7 @@
         <w:rPr>
           <w:rFonts w:ascii="Calibri" w:eastAsia="Yu Gothic" w:hAnsi="Calibri"/>
         </w:rPr>
-        <w:t xml:space="preserve">All that is sent when checking for updates is the download request, and the other party can see the IP address. The request's User-Agent is the update component's name and version (</w:t>
-      </w:r>
-      <w:r>
-        <w:rPr>
-          <w:rFonts w:ascii="Consolas" w:eastAsia="Yu Gothic" w:hAnsi="Consolas"/>
-        </w:rPr>
-        <w:t xml:space="preserve">tauri-plugin-updater/&lt;version&gt;</w:t>
-      </w:r>
-      <w:r>
-        <w:rPr>
-          <w:rFonts w:ascii="Calibri" w:eastAsia="Yu Gothic" w:hAnsi="Calibri"/>
-        </w:rPr>
-        <w:t xml:space="preserve">), and the app version is not sent (updater.rs of tauri-plugin-updater) (Chapter 12, 5.2 “List of what is sent outside the device”).</w:t>
+        <w:t xml:space="preserve">The temporary location for distributables is the temporary location of the Tauri update component (the OS temporary folder), and before fetching it is checked that free space is at least twice the size of the distributable (if insufficient, it is tried at the next check, with one line in G-21).</w:t>
       </w:r>
     </w:p>
     <w:p>
@@ -7269,7 +7051,91 @@
         <w:rPr>
           <w:rFonts w:ascii="Calibri" w:eastAsia="Yu Gothic" w:hAnsi="Calibri"/>
         </w:rPr>
-        <w:t xml:space="preserve">The reference information holds a “minimum version”, and versions older than that stop C2PA signing and registration and ask for an update (to follow changes in record and reference information formats). Viewing (the Verify screen), exporting evidence packages, and creating backups can be used even on old versions (so that Users are not prevented from getting their records out).</w:t>
+        <w:t xml:space="preserve">Versions are compared by SemVer ordering. The preview version (5.1) is compared by the main version with the pre-release mark removed.</w:t>
+      </w:r>
+    </w:p>
+    <w:p>
+      <w:pPr>
+        <w:pStyle w:val="ListParagraph"/>
+        <w:keepNext/>
+        <w:keepLines/>
+        <w:numPr>
+          <w:ilvl w:val="0"/>
+          <w:numId w:val="2"/>
+        </w:numPr>
+        <w:spacing w:after="20" w:before="20" w:line="300"/>
+      </w:pPr>
+      <w:r>
+        <w:rPr>
+          <w:rFonts w:ascii="Calibri" w:eastAsia="Yu Gothic" w:hAnsi="Calibri"/>
+        </w:rPr>
+        <w:t xml:space="preserve">The reference information's </w:t>
+      </w:r>
+      <w:r>
+        <w:rPr>
+          <w:rFonts w:ascii="Consolas" w:eastAsia="Yu Gothic" w:hAnsi="Consolas"/>
+        </w:rPr>
+        <w:t xml:space="preserve">minimum-version.json</w:t>
+      </w:r>
+      <w:r>
+        <w:rPr>
+          <w:rFonts w:ascii="Calibri" w:eastAsia="Yu Gothic" w:hAnsi="Calibri"/>
+        </w:rPr>
+        <w:t xml:space="preserve"> (</w:t>
+      </w:r>
+      <w:r>
+        <w:rPr>
+          <w:rFonts w:ascii="Consolas" w:eastAsia="Yu Gothic" w:hAnsi="Consolas"/>
+        </w:rPr>
+        <w:t xml:space="preserve">app</w:t>
+      </w:r>
+      <w:r>
+        <w:rPr>
+          <w:rFonts w:ascii="Calibri" w:eastAsia="Yu Gothic" w:hAnsi="Calibri"/>
+        </w:rPr>
+        <w:t xml:space="preserve"> (SemVer), </w:t>
+      </w:r>
+      <w:r>
+        <w:rPr>
+          <w:rFonts w:ascii="Consolas" w:eastAsia="Yu Gothic" w:hAnsi="Consolas"/>
+        </w:rPr>
+        <w:t xml:space="preserve">reason</w:t>
+      </w:r>
+      <w:r>
+        <w:rPr>
+          <w:rFonts w:ascii="Calibri" w:eastAsia="Yu Gothic" w:hAnsi="Calibri"/>
+        </w:rPr>
+        <w:t xml:space="preserve"> (three languages), </w:t>
+      </w:r>
+      <w:r>
+        <w:rPr>
+          <w:rFonts w:ascii="Consolas" w:eastAsia="Yu Gothic" w:hAnsi="Consolas"/>
+        </w:rPr>
+        <w:t xml:space="preserve">date</w:t>
+      </w:r>
+      <w:r>
+        <w:rPr>
+          <w:rFonts w:ascii="Calibri" w:eastAsia="Yu Gothic" w:hAnsi="Calibri"/>
+        </w:rPr>
+        <w:t xml:space="preserve">) holds the “minimum version”, and versions older than that stop C2PA signing and registration and ask for an update (to follow changes in record and reference information formats). Viewing (the Verify screen), exporting evidence packages, and creating backups can be used even on old versions (so that Users are not prevented from getting their records out).</w:t>
+      </w:r>
+    </w:p>
+    <w:p>
+      <w:pPr>
+        <w:pStyle w:val="ListParagraph"/>
+        <w:keepNext/>
+        <w:keepLines/>
+        <w:numPr>
+          <w:ilvl w:val="0"/>
+          <w:numId w:val="2"/>
+        </w:numPr>
+        <w:spacing w:after="20" w:before="20" w:line="300"/>
+      </w:pPr>
+      <w:r>
+        <w:rPr>
+          <w:rFonts w:ascii="Calibri" w:eastAsia="Yu Gothic" w:hAnsi="Calibri"/>
+        </w:rPr>
+        <w:t xml:space="preserve">The minimum version is raised only when ① old versions cannot correctly handle the formats of records or reference information, or ② old versions have errors or vulnerabilities that damage Users' records.</w:t>
       </w:r>
     </w:p>
     <w:p>
@@ -7287,7 +7153,19 @@
         <w:rPr>
           <w:rFonts w:ascii="Calibri" w:eastAsia="Yu Gothic" w:hAnsi="Calibri"/>
         </w:rPr>
-        <w:t xml:space="preserve">The minimum version is raised only when ① old versions cannot correctly handle the formats of records or reference information, or ② old versions have errors or vulnerabilities that damage Users' records.</w:t>
+        <w:t xml:space="preserve">The same value is also held in the TUF metadata of the update manifest (the custom field of the </w:t>
+      </w:r>
+      <w:r>
+        <w:rPr>
+          <w:rFonts w:ascii="Consolas" w:eastAsia="Yu Gothic" w:hAnsi="Consolas"/>
+        </w:rPr>
+        <w:t xml:space="preserve">release</w:t>
+      </w:r>
+      <w:r>
+        <w:rPr>
+          <w:rFonts w:ascii="Calibri" w:eastAsia="Yu Gothic" w:hAnsi="Calibri"/>
+        </w:rPr>
+        <w:t xml:space="preserve"> delegation's targets), so that it reaches Users who did not consent to the Terms and do not fetch reference information (Chapter 12, DD-12-3) through the update manifest route.</w:t>
       </w:r>
     </w:p>
     <w:p>
@@ -8056,31 +7934,31 @@
         <w:rPr>
           <w:rFonts w:ascii="Calibri" w:eastAsia="Yu Gothic" w:hAnsi="Calibri"/>
         </w:rPr>
-        <w:t xml:space="preserve">Tauri moves on to the next source only when the response is not successful (2xx) (official guide). If GitHub returns success but the content is broken, it fails update signature verification and is not applied. In this case the mirror is tried first at the next check. The order of sources can be passed at run time via the update component's </w:t>
+        <w:t xml:space="preserve">Tauri moves on to the next source only when the response is not successful (2xx) (official guide). If GitHub returns success but the content is broken, it fails update signature verification and is not applied. Tauri moves to the next source only at the manifest download step, and distributables are taken from the manifest's </w:t>
       </w:r>
       <w:r>
         <w:rPr>
           <w:rFonts w:ascii="Consolas" w:eastAsia="Yu Gothic" w:hAnsi="Consolas"/>
         </w:rPr>
+        <w:t xml:space="preserve">url</w:t>
+      </w:r>
+      <w:r>
+        <w:rPr>
+          <w:rFonts w:ascii="Calibri" w:eastAsia="Yu Gothic" w:hAnsi="Calibri"/>
+        </w:rPr>
+        <w:t xml:space="preserve">, so in preparation for cases in mainland China where the manifest arrives but distributables are blocked, the order of sources is decided on the app's side and passed via the update component's </w:t>
+      </w:r>
+      <w:r>
+        <w:rPr>
+          <w:rFonts w:ascii="Consolas" w:eastAsia="Yu Gothic" w:hAnsi="Consolas"/>
+        </w:rPr>
         <w:t xml:space="preserve">endpoints</w:t>
       </w:r>
       <w:r>
         <w:rPr>
           <w:rFonts w:ascii="Calibri" w:eastAsia="Yu Gothic" w:hAnsi="Calibri"/>
         </w:rPr>
-        <w:t xml:space="preserve"> (updater.rs of tauri-plugin-updater), so the app counts the times downloads of distributables from GitHub failed and the times verification failed, and after a failure checks again with the mirror first. Tauri moves to the next source only at the manifest download step, and distributables are taken from the manifest's </w:t>
-      </w:r>
-      <w:r>
-        <w:rPr>
-          <w:rFonts w:ascii="Consolas" w:eastAsia="Yu Gothic" w:hAnsi="Consolas"/>
-        </w:rPr>
-        <w:t xml:space="preserve">url</w:t>
-      </w:r>
-      <w:r>
-        <w:rPr>
-          <w:rFonts w:ascii="Calibri" w:eastAsia="Yu Gothic" w:hAnsi="Calibri"/>
-        </w:rPr>
-        <w:t xml:space="preserve">, so the app changes the order itself in preparation for cases in mainland China where the manifest arrives but distributables are blocked.</w:t>
+        <w:t xml:space="preserve"> (updater.rs of tauri-plugin-updater). The order, and the rule of moving a failed source to the back, follow Chapter 1, 4.2 “Communication with the outside”.</w:t>
       </w:r>
     </w:p>
     <w:p>
@@ -8104,7 +7982,7 @@
     <w:p>
       <w:pPr>
         <w:pStyle w:val="ListParagraph"/>
-        <w:keepNext w:val="false"/>
+        <w:keepNext/>
         <w:keepLines/>
         <w:numPr>
           <w:ilvl w:val="0"/>
@@ -8153,17 +8031,6 @@
           <w:rFonts w:ascii="Calibri" w:eastAsia="Yu Gothic" w:hAnsi="Calibri"/>
         </w:rPr>
         <w:t xml:space="preserve"> does not match the signature's version are not applied (DD-9-2“Updates are fetched via Tauri's mechanism, checking the version in the manifest against the signature”).</w:t>
-      </w:r>
-    </w:p>
-    <w:p>
-      <w:pPr>
-        <w:pStyle w:val="Heading2"/>
-      </w:pPr>
-      <w:r>
-        <w:rPr>
-          <w:rFonts w:ascii="Calibri" w:eastAsia="Yu Gothic" w:hAnsi="Calibri"/>
-        </w:rPr>
-        <w:t xml:space="preserve">4.4 Record format migration</w:t>
       </w:r>
     </w:p>
     <w:p>
@@ -8181,19 +8048,223 @@
         <w:rPr>
           <w:rFonts w:ascii="Calibri" w:eastAsia="Yu Gothic" w:hAnsi="Calibri"/>
         </w:rPr>
-        <w:t xml:space="preserve">In updates that raise the </w:t>
+        <w:t xml:space="preserve">The update manifest and the reference information package are distributed with metadata in the form of The Update Framework (TUF) specification (</w:t>
       </w:r>
       <w:r>
         <w:rPr>
           <w:rFonts w:ascii="Consolas" w:eastAsia="Yu Gothic" w:hAnsi="Consolas"/>
         </w:rPr>
-        <w:t xml:space="preserve">schema</w:t>
-      </w:r>
-      <w:r>
-        <w:rPr>
-          <w:rFonts w:ascii="Calibri" w:eastAsia="Yu Gothic" w:hAnsi="Calibri"/>
-        </w:rPr>
-        <w:t xml:space="preserve"> version of records, migration is performed at the first start of the new version.</w:t>
+        <w:t xml:space="preserve">root.json</w:t>
+      </w:r>
+      <w:r>
+        <w:rPr>
+          <w:rFonts w:ascii="Calibri" w:eastAsia="Yu Gothic" w:hAnsi="Calibri"/>
+        </w:rPr>
+        <w:t xml:space="preserve">: NRSD's keys divided into roles. </w:t>
+      </w:r>
+      <w:r>
+        <w:rPr>
+          <w:rFonts w:ascii="Consolas" w:eastAsia="Yu Gothic" w:hAnsi="Consolas"/>
+        </w:rPr>
+        <w:t xml:space="preserve">targets.json</w:t>
+      </w:r>
+      <w:r>
+        <w:rPr>
+          <w:rFonts w:ascii="Calibri" w:eastAsia="Yu Gothic" w:hAnsi="Calibri"/>
+        </w:rPr>
+        <w:t xml:space="preserve">: the hash and size of each file of the distributables and the reference information. </w:t>
+      </w:r>
+      <w:r>
+        <w:rPr>
+          <w:rFonts w:ascii="Consolas" w:eastAsia="Yu Gothic" w:hAnsi="Consolas"/>
+        </w:rPr>
+        <w:t xml:space="preserve">snapshot.json</w:t>
+      </w:r>
+      <w:r>
+        <w:rPr>
+          <w:rFonts w:ascii="Calibri" w:eastAsia="Yu Gothic" w:hAnsi="Calibri"/>
+        </w:rPr>
+        <w:t xml:space="preserve">. </w:t>
+      </w:r>
+      <w:r>
+        <w:rPr>
+          <w:rFonts w:ascii="Consolas" w:eastAsia="Yu Gothic" w:hAnsi="Consolas"/>
+        </w:rPr>
+        <w:t xml:space="preserve">timestamp.json</w:t>
+      </w:r>
+      <w:r>
+        <w:rPr>
+          <w:rFonts w:ascii="Calibri" w:eastAsia="Yu Gothic" w:hAnsi="Calibri"/>
+        </w:rPr>
+        <w:t xml:space="preserve">: expiry 7 days (initial value)), and the app verifies them with tough (a Rust implementation of TUF) before handing the distributable to Tauri's update mechanism. Freezes are detected by the timestamp's expiry, rollback by version numbers, and mix-and-match by the snapshot. Key replacement is done by the root's version and does not wait for an app update (replaces the procedure of Chapter 1, 18.3; unified with the package verification of Chapter 8, 3.4). Role keys and expiries: root has two keys (the key on the same network-isolated PC as the update signing key, and the reference information's hardware token) with threshold 1 and expiry 1 year (PEP 458 recommends three keys with threshold 2, but NRSD is one person, so two keys kept in separate places provide for loss). The top-level targets is the key of the offline PC, expiry 6 months. The delegation </w:t>
+      </w:r>
+      <w:r>
+        <w:rPr>
+          <w:rFonts w:ascii="Consolas" w:eastAsia="Yu Gothic" w:hAnsi="Consolas"/>
+        </w:rPr>
+        <w:t xml:space="preserve">reference</w:t>
+      </w:r>
+      <w:r>
+        <w:rPr>
+          <w:rFonts w:ascii="Calibri" w:eastAsia="Yu Gothic" w:hAnsi="Calibri"/>
+        </w:rPr>
+        <w:t xml:space="preserve"> (</w:t>
+      </w:r>
+      <w:r>
+        <w:rPr>
+          <w:rFonts w:ascii="Consolas" w:eastAsia="Yu Gothic" w:hAnsi="Consolas"/>
+        </w:rPr>
+        <w:t xml:space="preserve">reference/*</w:t>
+      </w:r>
+      <w:r>
+        <w:rPr>
+          <w:rFonts w:ascii="Calibri" w:eastAsia="Yu Gothic" w:hAnsi="Calibri"/>
+        </w:rPr>
+        <w:t xml:space="preserve">) is the two keys of the primary and spare hardware tokens with threshold 1, expiry 120 days (the package's expiry). The delegation </w:t>
+      </w:r>
+      <w:r>
+        <w:rPr>
+          <w:rFonts w:ascii="Consolas" w:eastAsia="Yu Gothic" w:hAnsi="Consolas"/>
+        </w:rPr>
+        <w:t xml:space="preserve">release</w:t>
+      </w:r>
+      <w:r>
+        <w:rPr>
+          <w:rFonts w:ascii="Calibri" w:eastAsia="Yu Gothic" w:hAnsi="Calibri"/>
+        </w:rPr>
+        <w:t xml:space="preserve"> (</w:t>
+      </w:r>
+      <w:r>
+        <w:rPr>
+          <w:rFonts w:ascii="Consolas" w:eastAsia="Yu Gothic" w:hAnsi="Consolas"/>
+        </w:rPr>
+        <w:t xml:space="preserve">dist/*</w:t>
+      </w:r>
+      <w:r>
+        <w:rPr>
+          <w:rFonts w:ascii="Calibri" w:eastAsia="Yu Gothic" w:hAnsi="Calibri"/>
+        </w:rPr>
+        <w:t xml:space="preserve">) is the key of the offline PC, expiry 6 months. snapshot and timestamp are the </w:t>
+      </w:r>
+      <w:r>
+        <w:rPr>
+          <w:rFonts w:ascii="Consolas" w:eastAsia="Yu Gothic" w:hAnsi="Consolas"/>
+        </w:rPr>
+        <w:t xml:space="preserve">tuf-online</w:t>
+      </w:r>
+      <w:r>
+        <w:rPr>
+          <w:rFonts w:ascii="Calibri" w:eastAsia="Yu Gothic" w:hAnsi="Calibri"/>
+        </w:rPr>
+        <w:t xml:space="preserve"> key, expiry 7 days (2026-10-01, NRSD's requirement). The file names of the delegation metadata are the role names as TUF's rules prescribe (</w:t>
+      </w:r>
+      <w:r>
+        <w:rPr>
+          <w:rFonts w:ascii="Consolas" w:eastAsia="Yu Gothic" w:hAnsi="Consolas"/>
+        </w:rPr>
+        <w:t xml:space="preserve">reference.json</w:t>
+      </w:r>
+      <w:r>
+        <w:rPr>
+          <w:rFonts w:ascii="Calibri" w:eastAsia="Yu Gothic" w:hAnsi="Calibri"/>
+        </w:rPr>
+        <w:t xml:space="preserve">, </w:t>
+      </w:r>
+      <w:r>
+        <w:rPr>
+          <w:rFonts w:ascii="Consolas" w:eastAsia="Yu Gothic" w:hAnsi="Consolas"/>
+        </w:rPr>
+        <w:t xml:space="preserve">release.json</w:t>
+      </w:r>
+      <w:r>
+        <w:rPr>
+          <w:rFonts w:ascii="Calibri" w:eastAsia="Yu Gothic" w:hAnsi="Calibri"/>
+        </w:rPr>
+        <w:t xml:space="preserve">; Chapter 8, 3.3), and where this document and other chapters write “the </w:t>
+      </w:r>
+      <w:r>
+        <w:rPr>
+          <w:rFonts w:ascii="Consolas" w:eastAsia="Yu Gothic" w:hAnsi="Consolas"/>
+        </w:rPr>
+        <w:t xml:space="preserve">targets.json</w:t>
+      </w:r>
+      <w:r>
+        <w:rPr>
+          <w:rFonts w:ascii="Calibri" w:eastAsia="Yu Gothic" w:hAnsi="Calibri"/>
+        </w:rPr>
+        <w:t xml:space="preserve"> of the delegation </w:t>
+      </w:r>
+      <w:r>
+        <w:rPr>
+          <w:rFonts w:ascii="Consolas" w:eastAsia="Yu Gothic" w:hAnsi="Consolas"/>
+        </w:rPr>
+        <w:t xml:space="preserve">release</w:t>
+      </w:r>
+      <w:r>
+        <w:rPr>
+          <w:rFonts w:ascii="Calibri" w:eastAsia="Yu Gothic" w:hAnsi="Calibri"/>
+        </w:rPr>
+        <w:t xml:space="preserve">”, it means </w:t>
+      </w:r>
+      <w:r>
+        <w:rPr>
+          <w:rFonts w:ascii="Consolas" w:eastAsia="Yu Gothic" w:hAnsi="Consolas"/>
+        </w:rPr>
+        <w:t xml:space="preserve">release.json</w:t>
+      </w:r>
+      <w:r>
+        <w:rPr>
+          <w:rFonts w:ascii="Calibri" w:eastAsia="Yu Gothic" w:hAnsi="Calibri"/>
+        </w:rPr>
+        <w:t xml:space="preserve">. The metadata is placed in </w:t>
+      </w:r>
+      <w:r>
+        <w:rPr>
+          <w:rFonts w:ascii="Consolas" w:eastAsia="Yu Gothic" w:hAnsi="Consolas"/>
+        </w:rPr>
+        <w:t xml:space="preserve">tuf/</w:t>
+      </w:r>
+      <w:r>
+        <w:rPr>
+          <w:rFonts w:ascii="Calibri" w:eastAsia="Yu Gothic" w:hAnsi="Calibri"/>
+        </w:rPr>
+        <w:t xml:space="preserve"> on the public page (Chapter 8, 3.3) and at the same path on the Hong Kong mirror. The CI job </w:t>
+      </w:r>
+      <w:r>
+        <w:rPr>
+          <w:rFonts w:ascii="Consolas" w:eastAsia="Yu Gothic" w:hAnsi="Consolas"/>
+        </w:rPr>
+        <w:t xml:space="preserve">tuf-online</w:t>
+      </w:r>
+      <w:r>
+        <w:rPr>
+          <w:rFonts w:ascii="Calibri" w:eastAsia="Yu Gothic" w:hAnsi="Calibri"/>
+        </w:rPr>
+        <w:t xml:space="preserve"> re-signs </w:t>
+      </w:r>
+      <w:r>
+        <w:rPr>
+          <w:rFonts w:ascii="Consolas" w:eastAsia="Yu Gothic" w:hAnsi="Consolas"/>
+        </w:rPr>
+        <w:t xml:space="preserve">snapshot.json</w:t>
+      </w:r>
+      <w:r>
+        <w:rPr>
+          <w:rFonts w:ascii="Calibri" w:eastAsia="Yu Gothic" w:hAnsi="Calibri"/>
+        </w:rPr>
+        <w:t xml:space="preserve"> and </w:t>
+      </w:r>
+      <w:r>
+        <w:rPr>
+          <w:rFonts w:ascii="Consolas" w:eastAsia="Yu Gothic" w:hAnsi="Consolas"/>
+        </w:rPr>
+        <w:t xml:space="preserve">timestamp.json</w:t>
+      </w:r>
+      <w:r>
+        <w:rPr>
+          <w:rFonts w:ascii="Calibri" w:eastAsia="Yu Gothic" w:hAnsi="Calibri"/>
+        </w:rPr>
+        <w:t xml:space="preserve"> on every release and every publication of reference information, and even without one every 3 days (initial value; half of the 7-day expiry), and places them automatically on both the public page and the mirror (Chapter 8, 3.6). When CI stops and the timestamp expires, the app treats it as a download failure and keeps using the version at hand (row 5 of the table in Chapter 8, 3.4).</w:t>
       </w:r>
     </w:p>
     <w:p>
@@ -8211,31 +8282,19 @@
         <w:rPr>
           <w:rFonts w:ascii="Calibri" w:eastAsia="Yu Gothic" w:hAnsi="Calibri"/>
         </w:rPr>
-        <w:t xml:space="preserve">Procedure: ① before migration, copy the records whose format changes (excluding evidence files, whose format does not change) to </w:t>
+        <w:t xml:space="preserve">The Flatpak version (2.1) embeds the same </w:t>
       </w:r>
       <w:r>
         <w:rPr>
           <w:rFonts w:ascii="Consolas" w:eastAsia="Yu Gothic" w:hAnsi="Consolas"/>
         </w:rPr>
-        <w:t xml:space="preserve">migration-backup/&lt;original version&gt;/</w:t>
-      </w:r>
-      <w:r>
-        <w:rPr>
-          <w:rFonts w:ascii="Calibri" w:eastAsia="Yu Gothic" w:hAnsi="Calibri"/>
-        </w:rPr>
-        <w:t xml:space="preserve"> in the same place. Before copying, check the free space, and if insufficient, notify without starting migration (Chapter 8, 6.1 “Guide to device capacity”) ② perform the migration ③ verify the migrated records (record signatures, counts, </w:t>
-      </w:r>
-      <w:r>
-        <w:rPr>
-          <w:rFonts w:ascii="Consolas" w:eastAsia="Yu Gothic" w:hAnsi="Consolas"/>
-        </w:rPr>
-        <w:t xml:space="preserve">schema</w:t>
-      </w:r>
-      <w:r>
-        <w:rPr>
-          <w:rFonts w:ascii="Calibri" w:eastAsia="Yu Gothic" w:hAnsi="Calibri"/>
-        </w:rPr>
-        <w:t xml:space="preserve"> versions) ④ if successful, keep the copy for 30 days (initial value) and then delete it.</w:t>
+        <w:t xml:space="preserve">root.json</w:t>
+      </w:r>
+      <w:r>
+        <w:rPr>
+          <w:rFonts w:ascii="Calibri" w:eastAsia="Yu Gothic" w:hAnsi="Calibri"/>
+        </w:rPr>
+        <w:t xml:space="preserve">, and the verification of reference information and the handling of the minimum version are the same. Only the guidance when below the minimum version is replaced with “update on Flathub”. Root key rotation arrives through the chain of root versions regardless of the app version; a new version via Flathub is needed only if root keys are lost below the threshold.</w:t>
       </w:r>
     </w:p>
     <w:p>
@@ -8253,7 +8312,19 @@
         <w:rPr>
           <w:rFonts w:ascii="Calibri" w:eastAsia="Yu Gothic" w:hAnsi="Calibri"/>
         </w:rPr>
-        <w:t xml:space="preserve">On failure: restore from the copy and show “Preparation after the update failed. Your records are as they were”. The new version starts with records opened read-only (no writing), and shows how to send feedback (Chapter 10, 9 “Feedback Channel”). Reinstalling the old version is not suggested (no version rollback; DD-9-6“No updates that roll back the version are distributed”).</w:t>
+        <w:t xml:space="preserve">Secret: the TUF keys (root and targets offline: the same location as the update signing key and the reference information signing key. snapshot and timestamp online: CI's separate environment </w:t>
+      </w:r>
+      <w:r>
+        <w:rPr>
+          <w:rFonts w:ascii="Consolas" w:eastAsia="Yu Gothic" w:hAnsi="Consolas"/>
+        </w:rPr>
+        <w:t xml:space="preserve">tuf-online</w:t>
+      </w:r>
+      <w:r>
+        <w:rPr>
+          <w:rFonts w:ascii="Calibri" w:eastAsia="Yu Gothic" w:hAnsi="Calibri"/>
+        </w:rPr>
+        <w:t xml:space="preserve">. Chapter 11, DD-11-13, 8.3). Location: as above. If leaked: a leak of root or targets leads to fake distributables and reference information (the same procedure as H-22). A leak of snapshot or timestamp cannot make fake contents, only freezes and mix-and-match. Replace the keys and raise the root's version</w:t>
       </w:r>
     </w:p>
     <w:p>
@@ -8264,7 +8335,7 @@
         <w:rPr>
           <w:rFonts w:ascii="Calibri" w:eastAsia="Yu Gothic" w:hAnsi="Calibri"/>
         </w:rPr>
-        <w:t xml:space="preserve">4.5 Failures and hijacking</w:t>
+        <w:t xml:space="preserve">4.4 Record format migration</w:t>
       </w:r>
     </w:p>
     <w:p>
@@ -8282,7 +8353,61 @@
         <w:rPr>
           <w:rFonts w:ascii="Calibri" w:eastAsia="Yu Gothic" w:hAnsi="Calibri"/>
         </w:rPr>
-        <w:t xml:space="preserve">If stopped in the middle of replacement: Windows NSIS may stop with old files left in place. If the old version starts at the next start, retry from step 2 of 4.1. If it does not start, follow the reinstall procedure in the README (records are not lost; 2.2).</w:t>
+        <w:t xml:space="preserve">In updates that raise the </w:t>
+      </w:r>
+      <w:r>
+        <w:rPr>
+          <w:rFonts w:ascii="Consolas" w:eastAsia="Yu Gothic" w:hAnsi="Consolas"/>
+        </w:rPr>
+        <w:t xml:space="preserve">schema</w:t>
+      </w:r>
+      <w:r>
+        <w:rPr>
+          <w:rFonts w:ascii="Calibri" w:eastAsia="Yu Gothic" w:hAnsi="Calibri"/>
+        </w:rPr>
+        <w:t xml:space="preserve"> version of records, migration is performed at the first start of the new version.</w:t>
+      </w:r>
+    </w:p>
+    <w:p>
+      <w:pPr>
+        <w:pStyle w:val="ListParagraph"/>
+        <w:keepNext/>
+        <w:keepLines/>
+        <w:numPr>
+          <w:ilvl w:val="0"/>
+          <w:numId w:val="2"/>
+        </w:numPr>
+        <w:spacing w:after="20" w:before="20" w:line="300"/>
+      </w:pPr>
+      <w:r>
+        <w:rPr>
+          <w:rFonts w:ascii="Calibri" w:eastAsia="Yu Gothic" w:hAnsi="Calibri"/>
+        </w:rPr>
+        <w:t xml:space="preserve">Procedure: ① before migration, copy the records whose format changes (excluding evidence files, whose format does not change) to </w:t>
+      </w:r>
+      <w:r>
+        <w:rPr>
+          <w:rFonts w:ascii="Consolas" w:eastAsia="Yu Gothic" w:hAnsi="Consolas"/>
+        </w:rPr>
+        <w:t xml:space="preserve">migration-backup/&lt;original version&gt;/</w:t>
+      </w:r>
+      <w:r>
+        <w:rPr>
+          <w:rFonts w:ascii="Calibri" w:eastAsia="Yu Gothic" w:hAnsi="Calibri"/>
+        </w:rPr>
+        <w:t xml:space="preserve"> in the same place. Before copying, check the free space, and if insufficient, notify without starting migration (Chapter 8, 6.1 “Guide to device capacity”) ② perform the migration ③ verify the migrated records (record signatures, counts, </w:t>
+      </w:r>
+      <w:r>
+        <w:rPr>
+          <w:rFonts w:ascii="Consolas" w:eastAsia="Yu Gothic" w:hAnsi="Consolas"/>
+        </w:rPr>
+        <w:t xml:space="preserve">schema</w:t>
+      </w:r>
+      <w:r>
+        <w:rPr>
+          <w:rFonts w:ascii="Calibri" w:eastAsia="Yu Gothic" w:hAnsi="Calibri"/>
+        </w:rPr>
+        <w:t xml:space="preserve"> versions) ④ if successful, keep the copy for 30 days (initial value) and then delete it.</w:t>
       </w:r>
     </w:p>
     <w:p>
@@ -8300,18 +8425,18 @@
         <w:rPr>
           <w:rFonts w:ascii="Calibri" w:eastAsia="Yu Gothic" w:hAnsi="Calibri"/>
         </w:rPr>
-        <w:t xml:space="preserve">Hijacking of the update path (R-9-3-3“There is a provision for when the update route is taken over”): the update signing key is outside the repository, so even if the Public Repository account is taken over, updates without a valid update signature are not applied. If the key itself leaks, Users are asked to manually reinstall, from the README, a version with a new key (Tauri's update public key is embedded in the app and cannot be replaced automatically; declared as a gap).</w:t>
-      </w:r>
-    </w:p>
-    <w:p>
-      <w:pPr>
-        <w:pStyle w:val="Heading1"/>
-      </w:pPr>
-      <w:r>
-        <w:rPr>
-          <w:rFonts w:ascii="Calibri" w:eastAsia="Yu Gothic" w:hAnsi="Calibri"/>
-        </w:rPr>
-        <w:t xml:space="preserve">5. Download Routes</w:t>
+        <w:t xml:space="preserve">On failure: restore from the copy and show “Preparation after the update failed. Your records are as they were”. The new version starts with records opened read-only (no writing), and shows how to send feedback (Chapter 10, 9 “Feedback Channel”). Reinstalling the old version is not suggested (no version rollback; DD-9-6“No updates that roll back the version are distributed”).</w:t>
+      </w:r>
+    </w:p>
+    <w:p>
+      <w:pPr>
+        <w:pStyle w:val="Heading2"/>
+      </w:pPr>
+      <w:r>
+        <w:rPr>
+          <w:rFonts w:ascii="Calibri" w:eastAsia="Yu Gothic" w:hAnsi="Calibri"/>
+        </w:rPr>
+        <w:t xml:space="preserve">4.5 Failures and hijacking</w:t>
       </w:r>
     </w:p>
     <w:p>
@@ -8329,7 +8454,7 @@
         <w:rPr>
           <w:rFonts w:ascii="Calibri" w:eastAsia="Yu Gothic" w:hAnsi="Calibri"/>
         </w:rPr>
-        <w:t xml:space="preserve">README (Japanese, Chinese, English): ① what it can do (one paragraph), ② download (button-like links per OS), ③ how to install (up to three images per OS: the SmartScreen screen for Windows, the drag to “Applications” for macOS, execute permission for Linux), ④ how to tell the official version (publisher name, SHA-256, how to check them), ⑤ the matching procedure (how to check the signer of an image and the notice code), ⑥ how to remove the app and the handling of records (2.2), ⑦ not being involved in the rights of the original works and not collecting Users' information. Only these are placed at the top of the README so that the rest of the GitHub screen does not have to be looked at.</w:t>
+        <w:t xml:space="preserve">If stopped in the middle of replacement: Windows NSIS may stop with old files left in place. If the old version starts at the next start, retry from step 2 of 4.1. If it does not start, follow the reinstall procedure in the README (records are not lost; 2.2).</w:t>
       </w:r>
     </w:p>
     <w:p>
@@ -8347,6 +8472,71 @@
         <w:rPr>
           <w:rFonts w:ascii="Calibri" w:eastAsia="Yu Gothic" w:hAnsi="Calibri"/>
         </w:rPr>
+        <w:t xml:space="preserve">Hijacking of the update path (R-9-3-3): the update signing key is outside the repository, so even if the Public Repository account is taken over, updates without a valid update signature are not applied. If the key itself leaks, Users are asked to manually reinstall, from the README, a version with a new key (Tauri's update public key is embedded in the app and cannot be replaced automatically; Chapter 13, H-22“If NRSD's keys (update, reference information) are stolen, fake updates or reference information may be distributed”).</w:t>
+      </w:r>
+    </w:p>
+    <w:p>
+      <w:pPr>
+        <w:pStyle w:val="ListParagraph"/>
+        <w:keepNext w:val="false"/>
+        <w:keepLines/>
+        <w:numPr>
+          <w:ilvl w:val="0"/>
+          <w:numId w:val="2"/>
+        </w:numPr>
+        <w:spacing w:after="20" w:before="20" w:line="300"/>
+      </w:pPr>
+      <w:r>
+        <w:rPr>
+          <w:rFonts w:ascii="Calibri" w:eastAsia="Yu Gothic" w:hAnsi="Calibri"/>
+        </w:rPr>
+        <w:t xml:space="preserve">An entrance for applying an update distributable by hand from a file is placed in G-20“Settings” (the portable kit; 5). Up to 500 MB (the same as the download limit of Chapter 1, 4.2). All of the TUF metadata (4.3), the code signature, and the update signature put in the kit are verified (2026-09-30, NRSD's requirement).</w:t>
+      </w:r>
+    </w:p>
+    <w:p>
+      <w:pPr>
+        <w:pStyle w:val="Heading1"/>
+      </w:pPr>
+      <w:r>
+        <w:rPr>
+          <w:rFonts w:ascii="Calibri" w:eastAsia="Yu Gothic" w:hAnsi="Calibri"/>
+        </w:rPr>
+        <w:t xml:space="preserve">5. Download Routes</w:t>
+      </w:r>
+    </w:p>
+    <w:p>
+      <w:pPr>
+        <w:pStyle w:val="ListParagraph"/>
+        <w:keepNext/>
+        <w:keepLines/>
+        <w:numPr>
+          <w:ilvl w:val="0"/>
+          <w:numId w:val="2"/>
+        </w:numPr>
+        <w:spacing w:after="20" w:before="20" w:line="300"/>
+      </w:pPr>
+      <w:r>
+        <w:rPr>
+          <w:rFonts w:ascii="Calibri" w:eastAsia="Yu Gothic" w:hAnsi="Calibri"/>
+        </w:rPr>
+        <w:t xml:space="preserve">README (Japanese, Chinese, English): ① what it can do (one paragraph), ② download (button-like links per OS; for Linux, two: AppImage and Flathub), ③ how to install (up to three images per OS: the SmartScreen screen for Windows, the drag to “Applications” for macOS, execute permission for Linux), ④ how to tell the official version (publisher name, SHA-256, how to check them), ⑤ the matching procedure (how to check the signer of an image and the notice code), ⑥ how to remove the app and the handling of records (2.2), ⑦ not being involved in the rights of the original works and not collecting Users' information. Only these are placed at the top of the README so that the rest of the GitHub screen does not have to be looked at.</w:t>
+      </w:r>
+    </w:p>
+    <w:p>
+      <w:pPr>
+        <w:pStyle w:val="ListParagraph"/>
+        <w:keepNext/>
+        <w:keepLines/>
+        <w:numPr>
+          <w:ilvl w:val="0"/>
+          <w:numId w:val="2"/>
+        </w:numPr>
+        <w:spacing w:after="20" w:before="20" w:line="300"/>
+      </w:pPr>
+      <w:r>
+        <w:rPr>
+          <w:rFonts w:ascii="Calibri" w:eastAsia="Yu Gothic" w:hAnsi="Calibri"/>
+        </w:rPr>
         <w:t xml:space="preserve">Mainland China: the Chinese section of the README carries direct links to the latest distributables on the Hong Kong mirror and their SHA-256. The links are inside the README on GitHub, so this stays within the scope of Design Plan D-12-6“Distribution is from a GitHub link, with an easy-to-understand README”. The mirror is used both for obtaining updates (4) and for first download.</w:t>
       </w:r>
     </w:p>
@@ -8365,7 +8555,7 @@
         <w:rPr>
           <w:rFonts w:ascii="Calibri" w:eastAsia="Yu Gothic" w:hAnsi="Calibri"/>
         </w:rPr>
-        <w:t xml:space="preserve">Reason: in mainland China, connections to github.com are often obstructed, and downloading large release files is slow (Research Materials “GitHub and Distribution”). The Design Plan makes Chinese Users one of the main targets, and to meet Outline Design Document R-8-5-2“Distributions and reference information of the Public Repository can be obtained from mainland China as well”, a route outside GitHub is needed for first download too.</w:t>
+        <w:t xml:space="preserve">Reason: in mainland China, connections to github.com are often obstructed, and downloading large release files is slow (Research Materials “GitHub and Distribution”). The Design Plan makes Chinese Users one of the main targets, and to meet Outline Design Document R-8-5-2, a route outside GitHub is needed for first download too.</w:t>
       </w:r>
     </w:p>
     <w:p>
@@ -8442,6 +8632,96 @@
     </w:p>
     <w:p>
       <w:pPr>
+        <w:pStyle w:val="ListParagraph"/>
+        <w:keepNext w:val="false"/>
+        <w:keepLines/>
+        <w:numPr>
+          <w:ilvl w:val="0"/>
+          <w:numId w:val="2"/>
+        </w:numPr>
+        <w:spacing w:after="20" w:before="20" w:line="300"/>
+      </w:pPr>
+      <w:r>
+        <w:rPr>
+          <w:rFonts w:ascii="Calibri" w:eastAsia="Yu Gothic" w:hAnsi="Calibri"/>
+        </w:rPr>
+        <w:t xml:space="preserve">“Portable kit”: from G-20 “Settings”, the app's distributables (with code signature and update signature) and the latest reference information package can be written out to one folder (</w:t>
+      </w:r>
+      <w:r>
+        <w:rPr>
+          <w:rFonts w:ascii="Consolas" w:eastAsia="Yu Gothic" w:hAnsi="Consolas"/>
+        </w:rPr>
+        <w:t xml:space="preserve">c2pa4cosplayer-kit/README.txt</w:t>
+      </w:r>
+      <w:r>
+        <w:rPr>
+          <w:rFonts w:ascii="Calibri" w:eastAsia="Yu Gothic" w:hAnsi="Calibri"/>
+        </w:rPr>
+        <w:t xml:space="preserve"> (three languages), the distributables and </w:t>
+      </w:r>
+      <w:r>
+        <w:rPr>
+          <w:rFonts w:ascii="Consolas" w:eastAsia="Yu Gothic" w:hAnsi="Consolas"/>
+        </w:rPr>
+        <w:t xml:space="preserve">.sig</w:t>
+      </w:r>
+      <w:r>
+        <w:rPr>
+          <w:rFonts w:ascii="Calibri" w:eastAsia="Yu Gothic" w:hAnsi="Calibri"/>
+        </w:rPr>
+        <w:t xml:space="preserve"> in </w:t>
+      </w:r>
+      <w:r>
+        <w:rPr>
+          <w:rFonts w:ascii="Consolas" w:eastAsia="Yu Gothic" w:hAnsi="Consolas"/>
+        </w:rPr>
+        <w:t xml:space="preserve">dist/&lt;version&gt;/&lt;OS&gt;/</w:t>
+      </w:r>
+      <w:r>
+        <w:rPr>
+          <w:rFonts w:ascii="Calibri" w:eastAsia="Yu Gothic" w:hAnsi="Calibri"/>
+        </w:rPr>
+        <w:t xml:space="preserve">, the package and TUF metadata in </w:t>
+      </w:r>
+      <w:r>
+        <w:rPr>
+          <w:rFonts w:ascii="Consolas" w:eastAsia="Yu Gothic" w:hAnsi="Consolas"/>
+        </w:rPr>
+        <w:t xml:space="preserve">reference/</w:t>
+      </w:r>
+      <w:r>
+        <w:rPr>
+          <w:rFonts w:ascii="Calibri" w:eastAsia="Yu Gothic" w:hAnsi="Calibri"/>
+        </w:rPr>
+        <w:t xml:space="preserve">, </w:t>
+      </w:r>
+      <w:r>
+        <w:rPr>
+          <w:rFonts w:ascii="Consolas" w:eastAsia="Yu Gothic" w:hAnsi="Consolas"/>
+        </w:rPr>
+        <w:t xml:space="preserve">SHA256SUMS</w:t>
+      </w:r>
+      <w:r>
+        <w:rPr>
+          <w:rFonts w:ascii="Calibri" w:eastAsia="Yu Gothic" w:hAnsi="Calibri"/>
+        </w:rPr>
+        <w:t xml:space="preserve">). For the distributables, a copy fetched and verified by the updater is kept in </w:t>
+      </w:r>
+      <w:r>
+        <w:rPr>
+          <w:rFonts w:ascii="Consolas" w:eastAsia="Yu Gothic" w:hAnsi="Consolas"/>
+        </w:rPr>
+        <w:t xml:space="preserve">kits/</w:t>
+      </w:r>
+      <w:r>
+        <w:rPr>
+          <w:rFonts w:ascii="Calibri" w:eastAsia="Yu Gothic" w:hAnsi="Calibri"/>
+        </w:rPr>
+        <w:t xml:space="preserve"> in the cache location (one version only) and used; if there is none, they are fetched from the Public Repository or mirror and verified before making the kit. Carried on a USB drive, another User in an environment that cannot reach the sources can install and update. Verification is the same as normal acquisition and updates (NRSD's request, 2026-09-30).</w:t>
+      </w:r>
+    </w:p>
+    <w:p>
+      <w:pPr>
         <w:pStyle w:val="Heading2"/>
       </w:pPr>
       <w:r>
@@ -8526,7 +8806,43 @@
         <w:rPr>
           <w:rFonts w:ascii="Calibri" w:eastAsia="Yu Gothic" w:hAnsi="Calibri"/>
         </w:rPr>
-        <w:t xml:space="preserve">The preview version's update manifest is placed at a URL separate from the official manifest, and only trial participants' apps look there. When the official version is released after the trial, they move to the official manifest.</w:t>
+        <w:t xml:space="preserve">The preview version's update manifest is placed at a URL separate from the official manifest, and only trial participants' apps look there. The update signing key is the same as the official version's, and the preview version's distributables are also placed in </w:t>
+      </w:r>
+      <w:r>
+        <w:rPr>
+          <w:rFonts w:ascii="Consolas" w:eastAsia="Yu Gothic" w:hAnsi="Consolas"/>
+        </w:rPr>
+        <w:t xml:space="preserve">dist/&lt;version&gt;/</w:t>
+      </w:r>
+      <w:r>
+        <w:rPr>
+          <w:rFonts w:ascii="Calibri" w:eastAsia="Yu Gothic" w:hAnsi="Calibri"/>
+        </w:rPr>
+        <w:t xml:space="preserve"> and listed in the </w:t>
+      </w:r>
+      <w:r>
+        <w:rPr>
+          <w:rFonts w:ascii="Consolas" w:eastAsia="Yu Gothic" w:hAnsi="Consolas"/>
+        </w:rPr>
+        <w:t xml:space="preserve">targets.json</w:t>
+      </w:r>
+      <w:r>
+        <w:rPr>
+          <w:rFonts w:ascii="Calibri" w:eastAsia="Yu Gothic" w:hAnsi="Calibri"/>
+        </w:rPr>
+        <w:t xml:space="preserve"> of the delegation </w:t>
+      </w:r>
+      <w:r>
+        <w:rPr>
+          <w:rFonts w:ascii="Consolas" w:eastAsia="Yu Gothic" w:hAnsi="Consolas"/>
+        </w:rPr>
+        <w:t xml:space="preserve">release</w:t>
+      </w:r>
+      <w:r>
+        <w:rPr>
+          <w:rFonts w:ascii="Calibri" w:eastAsia="Yu Gothic" w:hAnsi="Calibri"/>
+        </w:rPr>
+        <w:t xml:space="preserve"> (TUF verification is the same as for the official version; 4.3). When the official version is released after the trial, preview-version apps move to the official manifest automatically (2026-09-30, NRSD's requirement).</w:t>
       </w:r>
     </w:p>
     <w:p>
@@ -8704,7 +9020,31 @@
         <w:rPr>
           <w:rFonts w:ascii="Calibri" w:eastAsia="Yu Gothic" w:hAnsi="Calibri"/>
         </w:rPr>
-        <w:t xml:space="preserve"> (DD-9-4“The update signing key stays outside CI; code-signing credentials are CI secrets”).</w:t>
+        <w:t xml:space="preserve"> (DD-9-4“The update signing key stays outside CI; code-signing credentials are CI secrets”). On the same PC, the hash and size of each distributable are listed in the </w:t>
+      </w:r>
+      <w:r>
+        <w:rPr>
+          <w:rFonts w:ascii="Consolas" w:eastAsia="Yu Gothic" w:hAnsi="Consolas"/>
+        </w:rPr>
+        <w:t xml:space="preserve">targets.json</w:t>
+      </w:r>
+      <w:r>
+        <w:rPr>
+          <w:rFonts w:ascii="Calibri" w:eastAsia="Yu Gothic" w:hAnsi="Calibri"/>
+        </w:rPr>
+        <w:t xml:space="preserve"> of the TUF delegation </w:t>
+      </w:r>
+      <w:r>
+        <w:rPr>
+          <w:rFonts w:ascii="Consolas" w:eastAsia="Yu Gothic" w:hAnsi="Consolas"/>
+        </w:rPr>
+        <w:t xml:space="preserve">release</w:t>
+      </w:r>
+      <w:r>
+        <w:rPr>
+          <w:rFonts w:ascii="Calibri" w:eastAsia="Yu Gothic" w:hAnsi="Calibri"/>
+        </w:rPr>
+        <w:t xml:space="preserve"> and signed (4.3).</w:t>
       </w:r>
     </w:p>
     <w:p>
@@ -8752,7 +9092,97 @@
         <w:rPr>
           <w:rFonts w:ascii="Calibri" w:eastAsia="Yu Gothic" w:hAnsi="Calibri"/>
         </w:rPr>
-        <w:t xml:space="preserve"> on the public page; for the mirror, on the mirror; Chapter 8, 3.1 “Structure”) last (so the manifest does not appear before the distributables; the manifest is placed outside immutable releases, so it can be replaced).</w:t>
+        <w:t xml:space="preserve"> on the public page; for the mirror, on the mirror; Chapter 8, 3.1 “Structure”) last (so the manifest does not appear before the distributables; the manifest is placed outside immutable releases, so it can be replaced). When the signed </w:t>
+      </w:r>
+      <w:r>
+        <w:rPr>
+          <w:rFonts w:ascii="Consolas" w:eastAsia="Yu Gothic" w:hAnsi="Consolas"/>
+        </w:rPr>
+        <w:t xml:space="preserve">targets.json</w:t>
+      </w:r>
+      <w:r>
+        <w:rPr>
+          <w:rFonts w:ascii="Calibri" w:eastAsia="Yu Gothic" w:hAnsi="Calibri"/>
+        </w:rPr>
+        <w:t xml:space="preserve"> is placed in </w:t>
+      </w:r>
+      <w:r>
+        <w:rPr>
+          <w:rFonts w:ascii="Consolas" w:eastAsia="Yu Gothic" w:hAnsi="Consolas"/>
+        </w:rPr>
+        <w:t xml:space="preserve">tuf/</w:t>
+      </w:r>
+      <w:r>
+        <w:rPr>
+          <w:rFonts w:ascii="Calibri" w:eastAsia="Yu Gothic" w:hAnsi="Calibri"/>
+        </w:rPr>
+        <w:t xml:space="preserve"> on the public page, CI's </w:t>
+      </w:r>
+      <w:r>
+        <w:rPr>
+          <w:rFonts w:ascii="Consolas" w:eastAsia="Yu Gothic" w:hAnsi="Consolas"/>
+        </w:rPr>
+        <w:t xml:space="preserve">tuf-online</w:t>
+      </w:r>
+      <w:r>
+        <w:rPr>
+          <w:rFonts w:ascii="Calibri" w:eastAsia="Yu Gothic" w:hAnsi="Calibri"/>
+        </w:rPr>
+        <w:t xml:space="preserve"> re-signs </w:t>
+      </w:r>
+      <w:r>
+        <w:rPr>
+          <w:rFonts w:ascii="Consolas" w:eastAsia="Yu Gothic" w:hAnsi="Consolas"/>
+        </w:rPr>
+        <w:t xml:space="preserve">snapshot.json</w:t>
+      </w:r>
+      <w:r>
+        <w:rPr>
+          <w:rFonts w:ascii="Calibri" w:eastAsia="Yu Gothic" w:hAnsi="Calibri"/>
+        </w:rPr>
+        <w:t xml:space="preserve"> and </w:t>
+      </w:r>
+      <w:r>
+        <w:rPr>
+          <w:rFonts w:ascii="Consolas" w:eastAsia="Yu Gothic" w:hAnsi="Consolas"/>
+        </w:rPr>
+        <w:t xml:space="preserve">timestamp.json</w:t>
+      </w:r>
+      <w:r>
+        <w:rPr>
+          <w:rFonts w:ascii="Calibri" w:eastAsia="Yu Gothic" w:hAnsi="Calibri"/>
+        </w:rPr>
+        <w:t xml:space="preserve"> and places them on the public page and the mirror (4.3, Chapter 8, 3.6). The app does not take new distributables until TUF verification passes. The public page's </w:t>
+      </w:r>
+      <w:r>
+        <w:rPr>
+          <w:rFonts w:ascii="Consolas" w:eastAsia="Yu Gothic" w:hAnsi="Consolas"/>
+        </w:rPr>
+        <w:t xml:space="preserve">/rights/</w:t>
+      </w:r>
+      <w:r>
+        <w:rPr>
+          <w:rFonts w:ascii="Calibri" w:eastAsia="Yu Gothic" w:hAnsi="Calibri"/>
+        </w:rPr>
+        <w:t xml:space="preserve"> and the terms pages are generated by CI from the reference information's source, and the diff is checked in a pull request before publication (Chapter 8, 3.3). The Flatpak manifest is submitted to Flathub's repository as a pull request (the build is by Flathub's CI).</w:t>
+      </w:r>
+    </w:p>
+    <w:p>
+      <w:pPr>
+        <w:pStyle w:val="ListParagraph"/>
+        <w:keepNext/>
+        <w:keepLines/>
+        <w:numPr>
+          <w:ilvl w:val="0"/>
+          <w:numId w:val="4"/>
+        </w:numPr>
+        <w:spacing w:after="20" w:before="20" w:line="300"/>
+      </w:pPr>
+      <w:r>
+        <w:rPr>
+          <w:rFonts w:ascii="Calibri" w:eastAsia="Yu Gothic" w:hAnsi="Calibri"/>
+        </w:rPr>
+        <w:t xml:space="preserve">Raise the “minimum version” in the reference information as needed (4.2).</w:t>
       </w:r>
     </w:p>
     <w:p>
@@ -8770,7 +9200,31 @@
         <w:rPr>
           <w:rFonts w:ascii="Calibri" w:eastAsia="Yu Gothic" w:hAnsi="Calibri"/>
         </w:rPr>
-        <w:t xml:space="preserve">Raise the “minimum version” in the reference information as needed (4.2).</w:t>
+        <w:t xml:space="preserve">Check the compatibility table with the browser extension (Chapter 6, 2.2.2). Extension versions use SemVer independently, with </w:t>
+      </w:r>
+      <w:r>
+        <w:rPr>
+          <w:rFonts w:ascii="Consolas" w:eastAsia="Yu Gothic" w:hAnsi="Consolas"/>
+        </w:rPr>
+        <w:t xml:space="preserve">extension/CHANGELOG.md</w:t>
+      </w:r>
+      <w:r>
+        <w:rPr>
+          <w:rFonts w:ascii="Calibri" w:eastAsia="Yu Gothic" w:hAnsi="Calibri"/>
+        </w:rPr>
+        <w:t xml:space="preserve">. Submission to the stores (Chrome Web Store and AMO review) follows the procedure in </w:t>
+      </w:r>
+      <w:r>
+        <w:rPr>
+          <w:rFonts w:ascii="Consolas" w:eastAsia="Yu Gothic" w:hAnsi="Consolas"/>
+        </w:rPr>
+        <w:t xml:space="preserve">tools/</w:t>
+      </w:r>
+      <w:r>
+        <w:rPr>
+          <w:rFonts w:ascii="Calibri" w:eastAsia="Yu Gothic" w:hAnsi="Calibri"/>
+        </w:rPr>
+        <w:t xml:space="preserve">.</w:t>
       </w:r>
     </w:p>
     <w:p>
@@ -8846,7 +9300,7 @@
         <w:rPr>
           <w:rFonts w:ascii="Calibri" w:eastAsia="Yu Gothic" w:hAnsi="Calibri"/>
         </w:rPr>
-        <w:t xml:space="preserve">The System's uses of cryptography are C2PA signatures and record signatures (ECDSA P-256), hashes (SHA-256), encryption of backup files (age format: scrypt, ChaCha20-Poly1305, HMAC-SHA-256), update signatures (Ed25519; the format of Tauri's signing key), and communication (TLS), all of which are public standard cryptography. No custom cryptography is implemented (Chapter 12, DD-12-8“Only public standard cryptography is used, distributed openly and free of charge”).</w:t>
+        <w:t xml:space="preserve">The System's uses of cryptography are C2PA signatures and record signatures (ECDSA P-256), hashes (SHA-256; BLAKE3 for file transfer over direct connections), encryption of backup files (age format: scrypt, ChaCha20-Poly1305, HMAC-SHA-256; X25519 of the recovery key), update signatures (Ed25519; the format of Tauri's signing key), TUF metadata signatures (Ed25519), direct connections (iroh: TLS 1.3 of QUIC, Ed25519 device keys, Argon2id deriving a key from the passphrase, SPAKE2 (RFC 9382) key agreement by passphrase, SHA-512 of safety numbers), and communication (TLS) (the whole list was re-enumerated on 2026-10-01), all of which are public standard cryptography. No custom cryptography is implemented (Chapter 12, DD-12-8“Only public standard cryptography is used, distributed openly and free of charge”).</w:t>
       </w:r>
     </w:p>
     <w:p>
@@ -8941,7 +9395,31 @@
         <w:rPr>
           <w:rFonts w:ascii="Calibri" w:eastAsia="Yu Gothic" w:hAnsi="Calibri"/>
         </w:rPr>
-        <w:t xml:space="preserve">). SemVer does not allow leading zeros in numbers, so months are written as </w:t>
+        <w:t xml:space="preserve">). The form conforms to Semantic Versioning 2.0.0. The record of changes is written in </w:t>
+      </w:r>
+      <w:r>
+        <w:rPr>
+          <w:rFonts w:ascii="Consolas" w:eastAsia="Yu Gothic" w:hAnsi="Consolas"/>
+        </w:rPr>
+        <w:t xml:space="preserve">CHANGELOG.md</w:t>
+      </w:r>
+      <w:r>
+        <w:rPr>
+          <w:rFonts w:ascii="Calibri" w:eastAsia="Yu Gothic" w:hAnsi="Calibri"/>
+        </w:rPr>
+        <w:t xml:space="preserve"> in the Keep a Changelog form (headings Added, Changed, Fixed, and Security per version; three languages), and the update manifest's </w:t>
+      </w:r>
+      <w:r>
+        <w:rPr>
+          <w:rFonts w:ascii="Consolas" w:eastAsia="Yu Gothic" w:hAnsi="Consolas"/>
+        </w:rPr>
+        <w:t xml:space="preserve">notes</w:t>
+      </w:r>
+      <w:r>
+        <w:rPr>
+          <w:rFonts w:ascii="Calibri" w:eastAsia="Yu Gothic" w:hAnsi="Calibri"/>
+        </w:rPr>
+        <w:t xml:space="preserve"> and the changes in G-21“Notifications” are made from it (2026-10-01, NRSD's requirement). SemVer does not allow leading zeros in numbers, so months are written as </w:t>
       </w:r>
       <w:r>
         <w:rPr>
@@ -9236,7 +9714,127 @@
                 <w:sz w:val="18"/>
                 <w:szCs w:val="18"/>
               </w:rPr>
-              <w:t xml:space="preserve">Revert the update manifests (for GitHub and the mirror) to the previous version, stopping the spread to Users who have not yet installed it</w:t>
+              <w:t xml:space="preserve">Revert the update manifests (for GitHub and the mirror) to the previous version, stopping the spread to Users who have not yet installed it. Because TUF cannot roll back versions, a new </w:t>
+            </w:r>
+            <w:r>
+              <w:rPr>
+                <w:rFonts w:ascii="Consolas" w:eastAsia="Yu Gothic" w:hAnsi="Consolas"/>
+                <w:b w:val="false"/>
+                <w:bCs w:val="false"/>
+                <w:sz w:val="18"/>
+                <w:szCs w:val="18"/>
+              </w:rPr>
+              <w:t xml:space="preserve">targets.json</w:t>
+            </w:r>
+            <w:r>
+              <w:rPr>
+                <w:rFonts w:ascii="Calibri" w:eastAsia="Yu Gothic" w:hAnsi="Calibri"/>
+                <w:b w:val="false"/>
+                <w:bCs w:val="false"/>
+                <w:sz w:val="18"/>
+                <w:szCs w:val="18"/>
+              </w:rPr>
+              <w:t xml:space="preserve"> (delegation </w:t>
+            </w:r>
+            <w:r>
+              <w:rPr>
+                <w:rFonts w:ascii="Consolas" w:eastAsia="Yu Gothic" w:hAnsi="Consolas"/>
+                <w:b w:val="false"/>
+                <w:bCs w:val="false"/>
+                <w:sz w:val="18"/>
+                <w:szCs w:val="18"/>
+              </w:rPr>
+              <w:t xml:space="preserve">release</w:t>
+            </w:r>
+            <w:r>
+              <w:rPr>
+                <w:rFonts w:ascii="Calibri" w:eastAsia="Yu Gothic" w:hAnsi="Calibri"/>
+                <w:b w:val="false"/>
+                <w:bCs w:val="false"/>
+                <w:sz w:val="18"/>
+                <w:szCs w:val="18"/>
+              </w:rPr>
+              <w:t xml:space="preserve">; the version raised by one) with the erroneous distributables removed is signed with the offline PC's key and placed, and </w:t>
+            </w:r>
+            <w:r>
+              <w:rPr>
+                <w:rFonts w:ascii="Consolas" w:eastAsia="Yu Gothic" w:hAnsi="Consolas"/>
+                <w:b w:val="false"/>
+                <w:bCs w:val="false"/>
+                <w:sz w:val="18"/>
+                <w:szCs w:val="18"/>
+              </w:rPr>
+              <w:t xml:space="preserve">tuf-online</w:t>
+            </w:r>
+            <w:r>
+              <w:rPr>
+                <w:rFonts w:ascii="Calibri" w:eastAsia="Yu Gothic" w:hAnsi="Calibri"/>
+                <w:b w:val="false"/>
+                <w:bCs w:val="false"/>
+                <w:sz w:val="18"/>
+                <w:szCs w:val="18"/>
+              </w:rPr>
+              <w:t xml:space="preserve"> re-signs </w:t>
+            </w:r>
+            <w:r>
+              <w:rPr>
+                <w:rFonts w:ascii="Consolas" w:eastAsia="Yu Gothic" w:hAnsi="Consolas"/>
+                <w:b w:val="false"/>
+                <w:bCs w:val="false"/>
+                <w:sz w:val="18"/>
+                <w:szCs w:val="18"/>
+              </w:rPr>
+              <w:t xml:space="preserve">snapshot</w:t>
+            </w:r>
+            <w:r>
+              <w:rPr>
+                <w:rFonts w:ascii="Calibri" w:eastAsia="Yu Gothic" w:hAnsi="Calibri"/>
+                <w:b w:val="false"/>
+                <w:bCs w:val="false"/>
+                <w:sz w:val="18"/>
+                <w:szCs w:val="18"/>
+              </w:rPr>
+              <w:t xml:space="preserve"> and </w:t>
+            </w:r>
+            <w:r>
+              <w:rPr>
+                <w:rFonts w:ascii="Consolas" w:eastAsia="Yu Gothic" w:hAnsi="Consolas"/>
+                <w:b w:val="false"/>
+                <w:bCs w:val="false"/>
+                <w:sz w:val="18"/>
+                <w:szCs w:val="18"/>
+              </w:rPr>
+              <w:t xml:space="preserve">timestamp</w:t>
+            </w:r>
+            <w:r>
+              <w:rPr>
+                <w:rFonts w:ascii="Calibri" w:eastAsia="Yu Gothic" w:hAnsi="Calibri"/>
+                <w:b w:val="false"/>
+                <w:bCs w:val="false"/>
+                <w:sz w:val="18"/>
+                <w:szCs w:val="18"/>
+              </w:rPr>
+              <w:t xml:space="preserve"> (4.3). Because the hash of the erroneous version disappears from </w:t>
+            </w:r>
+            <w:r>
+              <w:rPr>
+                <w:rFonts w:ascii="Consolas" w:eastAsia="Yu Gothic" w:hAnsi="Consolas"/>
+                <w:b w:val="false"/>
+                <w:bCs w:val="false"/>
+                <w:sz w:val="18"/>
+                <w:szCs w:val="18"/>
+              </w:rPr>
+              <w:t xml:space="preserve">targets.json</w:t>
+            </w:r>
+            <w:r>
+              <w:rPr>
+                <w:rFonts w:ascii="Calibri" w:eastAsia="Yu Gothic" w:hAnsi="Calibri"/>
+                <w:b w:val="false"/>
+                <w:bCs w:val="false"/>
+                <w:sz w:val="18"/>
+                <w:szCs w:val="18"/>
+              </w:rPr>
+              <w:t xml:space="preserve">, the app does not take it even if the manifest remains</w:t>
             </w:r>
           </w:p>
         </w:tc>
@@ -9647,9 +10245,8 @@
         </w:tblBorders>
       </w:tblPr>
       <w:tblGrid>
-        <w:gridCol w:w="1789"/>
-        <w:gridCol w:w="4714"/>
-        <w:gridCol w:w="3135"/>
+        <w:gridCol w:w="5212"/>
+        <w:gridCol w:w="4426"/>
       </w:tblGrid>
       <w:tr>
         <w:trPr>
@@ -9658,7 +10255,7 @@
         </w:trPr>
         <w:tc>
           <w:tcPr>
-            <w:tcW w:type="dxa" w:w="1789"/>
+            <w:tcW w:type="dxa" w:w="5212"/>
             <w:tcBorders>
               <w:top w:val="single" w:color="A6B8D0" w:sz="4"/>
               <w:left w:val="single" w:color="A6B8D0" w:sz="4"/>
@@ -9687,48 +10284,13 @@
                 <w:sz w:val="18"/>
                 <w:szCs w:val="18"/>
               </w:rPr>
-              <w:t xml:space="preserve">Requirement number</w:t>
-            </w:r>
-          </w:p>
-        </w:tc>
-        <w:tc>
-          <w:tcPr>
-            <w:tcW w:type="dxa" w:w="4714"/>
-            <w:tcBorders>
-              <w:top w:val="single" w:color="A6B8D0" w:sz="4"/>
-              <w:left w:val="single" w:color="A6B8D0" w:sz="4"/>
-              <w:bottom w:val="single" w:color="A6B8D0" w:sz="4"/>
-              <w:right w:val="single" w:color="A6B8D0" w:sz="4"/>
-            </w:tcBorders>
-            <w:shd w:fill="DCE6F2" w:color="auto" w:val="clear"/>
-            <w:tcMar>
-              <w:top w:type="dxa" w:w="50"/>
-              <w:left w:type="dxa" w:w="90"/>
-              <w:bottom w:type="dxa" w:w="50"/>
-              <w:right w:type="dxa" w:w="90"/>
-            </w:tcMar>
-          </w:tcPr>
-          <w:p>
-            <w:pPr>
-              <w:keepNext/>
-              <w:keepLines/>
-              <w:spacing w:after="0" w:before="0" w:line="280"/>
-            </w:pPr>
-            <w:r>
-              <w:rPr>
-                <w:rFonts w:ascii="Calibri" w:eastAsia="Yu Gothic" w:hAnsi="Calibri"/>
-                <w:b/>
-                <w:bCs/>
-                <w:sz w:val="18"/>
-                <w:szCs w:val="18"/>
-              </w:rPr>
-              <w:t xml:space="preserve">Requirement</w:t>
-            </w:r>
-          </w:p>
-        </w:tc>
-        <w:tc>
-          <w:tcPr>
-            <w:tcW w:type="dxa" w:w="3135"/>
+              <w:t xml:space="preserve">Requirement number (text in the Outline Design Document)</w:t>
+            </w:r>
+          </w:p>
+        </w:tc>
+        <w:tc>
+          <w:tcPr>
+            <w:tcW w:type="dxa" w:w="4426"/>
             <w:tcBorders>
               <w:top w:val="single" w:color="A6B8D0" w:sz="4"/>
               <w:left w:val="single" w:color="A6B8D0" w:sz="4"/>
@@ -9769,7 +10331,7 @@
         </w:trPr>
         <w:tc>
           <w:tcPr>
-            <w:tcW w:type="dxa" w:w="1789"/>
+            <w:tcW w:type="dxa" w:w="5212"/>
             <w:tcBorders>
               <w:top w:val="single" w:color="A6B8D0" w:sz="4"/>
               <w:left w:val="single" w:color="A6B8D0" w:sz="4"/>
@@ -9803,41 +10365,7 @@
         </w:tc>
         <w:tc>
           <w:tcPr>
-            <w:tcW w:type="dxa" w:w="4714"/>
-            <w:tcBorders>
-              <w:top w:val="single" w:color="A6B8D0" w:sz="4"/>
-              <w:left w:val="single" w:color="A6B8D0" w:sz="4"/>
-              <w:bottom w:val="single" w:color="A6B8D0" w:sz="4"/>
-              <w:right w:val="single" w:color="A6B8D0" w:sz="4"/>
-            </w:tcBorders>
-            <w:tcMar>
-              <w:top w:type="dxa" w:w="50"/>
-              <w:left w:type="dxa" w:w="90"/>
-              <w:bottom w:type="dxa" w:w="50"/>
-              <w:right w:type="dxa" w:w="90"/>
-            </w:tcMar>
-          </w:tcPr>
-          <w:p>
-            <w:pPr>
-              <w:keepNext/>
-              <w:keepLines/>
-              <w:spacing w:after="0" w:before="0" w:line="280"/>
-            </w:pPr>
-            <w:r>
-              <w:rPr>
-                <w:rFonts w:ascii="Calibri" w:eastAsia="Yu Gothic" w:hAnsi="Calibri"/>
-                <w:b w:val="false"/>
-                <w:bCs w:val="false"/>
-                <w:sz w:val="18"/>
-                <w:szCs w:val="18"/>
-              </w:rPr>
-              <w:t xml:space="preserve">Non-technical people can install it on the three OSes</w:t>
-            </w:r>
-          </w:p>
-        </w:tc>
-        <w:tc>
-          <w:tcPr>
-            <w:tcW w:type="dxa" w:w="3135"/>
+            <w:tcW w:type="dxa" w:w="4426"/>
             <w:tcBorders>
               <w:top w:val="single" w:color="A6B8D0" w:sz="4"/>
               <w:left w:val="single" w:color="A6B8D0" w:sz="4"/>
@@ -9877,7 +10405,7 @@
         </w:trPr>
         <w:tc>
           <w:tcPr>
-            <w:tcW w:type="dxa" w:w="1789"/>
+            <w:tcW w:type="dxa" w:w="5212"/>
             <w:tcBorders>
               <w:top w:val="single" w:color="A6B8D0" w:sz="4"/>
               <w:left w:val="single" w:color="A6B8D0" w:sz="4"/>
@@ -9911,41 +10439,7 @@
         </w:tc>
         <w:tc>
           <w:tcPr>
-            <w:tcW w:type="dxa" w:w="4714"/>
-            <w:tcBorders>
-              <w:top w:val="single" w:color="A6B8D0" w:sz="4"/>
-              <w:left w:val="single" w:color="A6B8D0" w:sz="4"/>
-              <w:bottom w:val="single" w:color="A6B8D0" w:sz="4"/>
-              <w:right w:val="single" w:color="A6B8D0" w:sz="4"/>
-            </w:tcBorders>
-            <w:tcMar>
-              <w:top w:type="dxa" w:w="50"/>
-              <w:left w:type="dxa" w:w="90"/>
-              <w:bottom w:type="dxa" w:w="50"/>
-              <w:right w:type="dxa" w:w="90"/>
-            </w:tcMar>
-          </w:tcPr>
-          <w:p>
-            <w:pPr>
-              <w:keepNext/>
-              <w:keepLines/>
-              <w:spacing w:after="0" w:before="0" w:line="280"/>
-            </w:pPr>
-            <w:r>
-              <w:rPr>
-                <w:rFonts w:ascii="Calibri" w:eastAsia="Yu Gothic" w:hAnsi="Calibri"/>
-                <w:b w:val="false"/>
-                <w:bCs w:val="false"/>
-                <w:sz w:val="18"/>
-                <w:szCs w:val="18"/>
-              </w:rPr>
-              <w:t xml:space="preserve">The handling of device data at uninstallation is determined</w:t>
-            </w:r>
-          </w:p>
-        </w:tc>
-        <w:tc>
-          <w:tcPr>
-            <w:tcW w:type="dxa" w:w="3135"/>
+            <w:tcW w:type="dxa" w:w="4426"/>
             <w:tcBorders>
               <w:top w:val="single" w:color="A6B8D0" w:sz="4"/>
               <w:left w:val="single" w:color="A6B8D0" w:sz="4"/>
@@ -9985,7 +10479,7 @@
         </w:trPr>
         <w:tc>
           <w:tcPr>
-            <w:tcW w:type="dxa" w:w="1789"/>
+            <w:tcW w:type="dxa" w:w="5212"/>
             <w:tcBorders>
               <w:top w:val="single" w:color="A6B8D0" w:sz="4"/>
               <w:left w:val="single" w:color="A6B8D0" w:sz="4"/>
@@ -10019,41 +10513,7 @@
         </w:tc>
         <w:tc>
           <w:tcPr>
-            <w:tcW w:type="dxa" w:w="4714"/>
-            <w:tcBorders>
-              <w:top w:val="single" w:color="A6B8D0" w:sz="4"/>
-              <w:left w:val="single" w:color="A6B8D0" w:sz="4"/>
-              <w:bottom w:val="single" w:color="A6B8D0" w:sz="4"/>
-              <w:right w:val="single" w:color="A6B8D0" w:sz="4"/>
-            </w:tcBorders>
-            <w:tcMar>
-              <w:top w:type="dxa" w:w="50"/>
-              <w:left w:type="dxa" w:w="90"/>
-              <w:bottom w:type="dxa" w:w="50"/>
-              <w:right w:type="dxa" w:w="90"/>
-            </w:tcMar>
-          </w:tcPr>
-          <w:p>
-            <w:pPr>
-              <w:keepNext/>
-              <w:keepLines/>
-              <w:spacing w:after="0" w:before="0" w:line="280"/>
-            </w:pPr>
-            <w:r>
-              <w:rPr>
-                <w:rFonts w:ascii="Calibri" w:eastAsia="Yu Gothic" w:hAnsi="Calibri"/>
-                <w:b w:val="false"/>
-                <w:bCs w:val="false"/>
-                <w:sz w:val="18"/>
-                <w:szCs w:val="18"/>
-              </w:rPr>
-              <w:t xml:space="preserve">Can be distinguished from fake apps</w:t>
-            </w:r>
-          </w:p>
-        </w:tc>
-        <w:tc>
-          <w:tcPr>
-            <w:tcW w:type="dxa" w:w="3135"/>
+            <w:tcW w:type="dxa" w:w="4426"/>
             <w:tcBorders>
               <w:top w:val="single" w:color="A6B8D0" w:sz="4"/>
               <w:left w:val="single" w:color="A6B8D0" w:sz="4"/>
@@ -10093,7 +10553,7 @@
         </w:trPr>
         <w:tc>
           <w:tcPr>
-            <w:tcW w:type="dxa" w:w="1789"/>
+            <w:tcW w:type="dxa" w:w="5212"/>
             <w:tcBorders>
               <w:top w:val="single" w:color="A6B8D0" w:sz="4"/>
               <w:left w:val="single" w:color="A6B8D0" w:sz="4"/>
@@ -10127,7 +10587,7 @@
         </w:tc>
         <w:tc>
           <w:tcPr>
-            <w:tcW w:type="dxa" w:w="4714"/>
+            <w:tcW w:type="dxa" w:w="4426"/>
             <w:tcBorders>
               <w:top w:val="single" w:color="A6B8D0" w:sz="4"/>
               <w:left w:val="single" w:color="A6B8D0" w:sz="4"/>
@@ -10155,41 +10615,7 @@
                 <w:sz w:val="18"/>
                 <w:szCs w:val="18"/>
               </w:rPr>
-              <w:t xml:space="preserve">The keys used for releases are protected</w:t>
-            </w:r>
-          </w:p>
-        </w:tc>
-        <w:tc>
-          <w:tcPr>
-            <w:tcW w:type="dxa" w:w="3135"/>
-            <w:tcBorders>
-              <w:top w:val="single" w:color="A6B8D0" w:sz="4"/>
-              <w:left w:val="single" w:color="A6B8D0" w:sz="4"/>
-              <w:bottom w:val="single" w:color="A6B8D0" w:sz="4"/>
-              <w:right w:val="single" w:color="A6B8D0" w:sz="4"/>
-            </w:tcBorders>
-            <w:tcMar>
-              <w:top w:type="dxa" w:w="50"/>
-              <w:left w:type="dxa" w:w="90"/>
-              <w:bottom w:type="dxa" w:w="50"/>
-              <w:right w:type="dxa" w:w="90"/>
-            </w:tcMar>
-          </w:tcPr>
-          <w:p>
-            <w:pPr>
-              <w:keepNext/>
-              <w:keepLines/>
-              <w:spacing w:after="0" w:before="0" w:line="280"/>
-            </w:pPr>
-            <w:r>
-              <w:rPr>
-                <w:rFonts w:ascii="Calibri" w:eastAsia="Yu Gothic" w:hAnsi="Calibri"/>
-                <w:b w:val="false"/>
-                <w:bCs w:val="false"/>
-                <w:sz w:val="18"/>
-                <w:szCs w:val="18"/>
-              </w:rPr>
-              <w:t xml:space="preserve">3.2 “How to tell”</w:t>
+              <w:t xml:space="preserve">3.2 “How to tell”, 4.3 “Form of the update manifest (static JSON)” (the TUF role keys)</w:t>
             </w:r>
           </w:p>
         </w:tc>
@@ -10201,7 +10627,7 @@
         </w:trPr>
         <w:tc>
           <w:tcPr>
-            <w:tcW w:type="dxa" w:w="1789"/>
+            <w:tcW w:type="dxa" w:w="5212"/>
             <w:tcBorders>
               <w:top w:val="single" w:color="A6B8D0" w:sz="4"/>
               <w:left w:val="single" w:color="A6B8D0" w:sz="4"/>
@@ -10235,41 +10661,7 @@
         </w:tc>
         <w:tc>
           <w:tcPr>
-            <w:tcW w:type="dxa" w:w="4714"/>
-            <w:tcBorders>
-              <w:top w:val="single" w:color="A6B8D0" w:sz="4"/>
-              <w:left w:val="single" w:color="A6B8D0" w:sz="4"/>
-              <w:bottom w:val="single" w:color="A6B8D0" w:sz="4"/>
-              <w:right w:val="single" w:color="A6B8D0" w:sz="4"/>
-            </w:tcBorders>
-            <w:tcMar>
-              <w:top w:type="dxa" w:w="50"/>
-              <w:left w:type="dxa" w:w="90"/>
-              <w:bottom w:type="dxa" w:w="50"/>
-              <w:right w:type="dxa" w:w="90"/>
-            </w:tcMar>
-          </w:tcPr>
-          <w:p>
-            <w:pPr>
-              <w:keepNext/>
-              <w:keepLines/>
-              <w:spacing w:after="0" w:before="0" w:line="280"/>
-            </w:pPr>
-            <w:r>
-              <w:rPr>
-                <w:rFonts w:ascii="Calibri" w:eastAsia="Yu Gothic" w:hAnsi="Calibri"/>
-                <w:b w:val="false"/>
-                <w:bCs w:val="false"/>
-                <w:sz w:val="18"/>
-                <w:szCs w:val="18"/>
-              </w:rPr>
-              <w:t xml:space="preserve">Updated without operation, and what is received is verified</w:t>
-            </w:r>
-          </w:p>
-        </w:tc>
-        <w:tc>
-          <w:tcPr>
-            <w:tcW w:type="dxa" w:w="3135"/>
+            <w:tcW w:type="dxa" w:w="4426"/>
             <w:tcBorders>
               <w:top w:val="single" w:color="A6B8D0" w:sz="4"/>
               <w:left w:val="single" w:color="A6B8D0" w:sz="4"/>
@@ -10309,7 +10701,7 @@
         </w:trPr>
         <w:tc>
           <w:tcPr>
-            <w:tcW w:type="dxa" w:w="1789"/>
+            <w:tcW w:type="dxa" w:w="5212"/>
             <w:tcBorders>
               <w:top w:val="single" w:color="A6B8D0" w:sz="4"/>
               <w:left w:val="single" w:color="A6B8D0" w:sz="4"/>
@@ -10343,41 +10735,7 @@
         </w:tc>
         <w:tc>
           <w:tcPr>
-            <w:tcW w:type="dxa" w:w="4714"/>
-            <w:tcBorders>
-              <w:top w:val="single" w:color="A6B8D0" w:sz="4"/>
-              <w:left w:val="single" w:color="A6B8D0" w:sz="4"/>
-              <w:bottom w:val="single" w:color="A6B8D0" w:sz="4"/>
-              <w:right w:val="single" w:color="A6B8D0" w:sz="4"/>
-            </w:tcBorders>
-            <w:tcMar>
-              <w:top w:type="dxa" w:w="50"/>
-              <w:left w:type="dxa" w:w="90"/>
-              <w:bottom w:type="dxa" w:w="50"/>
-              <w:right w:type="dxa" w:w="90"/>
-            </w:tcMar>
-          </w:tcPr>
-          <w:p>
-            <w:pPr>
-              <w:keepNext/>
-              <w:keepLines/>
-              <w:spacing w:after="0" w:before="0" w:line="280"/>
-            </w:pPr>
-            <w:r>
-              <w:rPr>
-                <w:rFonts w:ascii="Calibri" w:eastAsia="Yu Gothic" w:hAnsi="Calibri"/>
-                <w:b w:val="false"/>
-                <w:bCs w:val="false"/>
-                <w:sz w:val="18"/>
-                <w:szCs w:val="18"/>
-              </w:rPr>
-              <w:t xml:space="preserve">Does not break even on failure, and data is migrated</w:t>
-            </w:r>
-          </w:p>
-        </w:tc>
-        <w:tc>
-          <w:tcPr>
-            <w:tcW w:type="dxa" w:w="3135"/>
+            <w:tcW w:type="dxa" w:w="4426"/>
             <w:tcBorders>
               <w:top w:val="single" w:color="A6B8D0" w:sz="4"/>
               <w:left w:val="single" w:color="A6B8D0" w:sz="4"/>
@@ -10417,7 +10775,7 @@
         </w:trPr>
         <w:tc>
           <w:tcPr>
-            <w:tcW w:type="dxa" w:w="1789"/>
+            <w:tcW w:type="dxa" w:w="5212"/>
             <w:tcBorders>
               <w:top w:val="single" w:color="A6B8D0" w:sz="4"/>
               <w:left w:val="single" w:color="A6B8D0" w:sz="4"/>
@@ -10451,7 +10809,7 @@
         </w:tc>
         <w:tc>
           <w:tcPr>
-            <w:tcW w:type="dxa" w:w="4714"/>
+            <w:tcW w:type="dxa" w:w="4426"/>
             <w:tcBorders>
               <w:top w:val="single" w:color="A6B8D0" w:sz="4"/>
               <w:left w:val="single" w:color="A6B8D0" w:sz="4"/>
@@ -10479,41 +10837,7 @@
                 <w:sz w:val="18"/>
                 <w:szCs w:val="18"/>
               </w:rPr>
-              <w:t xml:space="preserve">There is preparation for when the update path is hijacked</w:t>
-            </w:r>
-          </w:p>
-        </w:tc>
-        <w:tc>
-          <w:tcPr>
-            <w:tcW w:type="dxa" w:w="3135"/>
-            <w:tcBorders>
-              <w:top w:val="single" w:color="A6B8D0" w:sz="4"/>
-              <w:left w:val="single" w:color="A6B8D0" w:sz="4"/>
-              <w:bottom w:val="single" w:color="A6B8D0" w:sz="4"/>
-              <w:right w:val="single" w:color="A6B8D0" w:sz="4"/>
-            </w:tcBorders>
-            <w:tcMar>
-              <w:top w:type="dxa" w:w="50"/>
-              <w:left w:type="dxa" w:w="90"/>
-              <w:bottom w:type="dxa" w:w="50"/>
-              <w:right w:type="dxa" w:w="90"/>
-            </w:tcMar>
-          </w:tcPr>
-          <w:p>
-            <w:pPr>
-              <w:keepNext/>
-              <w:keepLines/>
-              <w:spacing w:after="0" w:before="0" w:line="280"/>
-            </w:pPr>
-            <w:r>
-              <w:rPr>
-                <w:rFonts w:ascii="Calibri" w:eastAsia="Yu Gothic" w:hAnsi="Calibri"/>
-                <w:b w:val="false"/>
-                <w:bCs w:val="false"/>
-                <w:sz w:val="18"/>
-                <w:szCs w:val="18"/>
-              </w:rPr>
-              <w:t xml:space="preserve">4.5 “Failures and hijacking”</w:t>
+              <w:t xml:space="preserve">4.3 “Form of the update manifest (static JSON)” (TUF), 4.5 “Failures and hijacking”</w:t>
             </w:r>
           </w:p>
         </w:tc>
@@ -10525,7 +10849,7 @@
         </w:trPr>
         <w:tc>
           <w:tcPr>
-            <w:tcW w:type="dxa" w:w="1789"/>
+            <w:tcW w:type="dxa" w:w="5212"/>
             <w:tcBorders>
               <w:top w:val="single" w:color="A6B8D0" w:sz="4"/>
               <w:left w:val="single" w:color="A6B8D0" w:sz="4"/>
@@ -10559,41 +10883,7 @@
         </w:tc>
         <w:tc>
           <w:tcPr>
-            <w:tcW w:type="dxa" w:w="4714"/>
-            <w:tcBorders>
-              <w:top w:val="single" w:color="A6B8D0" w:sz="4"/>
-              <w:left w:val="single" w:color="A6B8D0" w:sz="4"/>
-              <w:bottom w:val="single" w:color="A6B8D0" w:sz="4"/>
-              <w:right w:val="single" w:color="A6B8D0" w:sz="4"/>
-            </w:tcBorders>
-            <w:tcMar>
-              <w:top w:type="dxa" w:w="50"/>
-              <w:left w:type="dxa" w:w="90"/>
-              <w:bottom w:type="dxa" w:w="50"/>
-              <w:right w:type="dxa" w:w="90"/>
-            </w:tcMar>
-          </w:tcPr>
-          <w:p>
-            <w:pPr>
-              <w:keepNext/>
-              <w:keepLines/>
-              <w:spacing w:after="0" w:before="0" w:line="280"/>
-            </w:pPr>
-            <w:r>
-              <w:rPr>
-                <w:rFonts w:ascii="Calibri" w:eastAsia="Yu Gothic" w:hAnsi="Calibri"/>
-                <w:b w:val="false"/>
-                <w:bCs w:val="false"/>
-                <w:sz w:val="18"/>
-                <w:szCs w:val="18"/>
-              </w:rPr>
-              <w:t xml:space="preserve">Can be obtained from the README without getting lost. Can also be obtained from mainland China</w:t>
-            </w:r>
-          </w:p>
-        </w:tc>
-        <w:tc>
-          <w:tcPr>
-            <w:tcW w:type="dxa" w:w="3135"/>
+            <w:tcW w:type="dxa" w:w="4426"/>
             <w:tcBorders>
               <w:top w:val="single" w:color="A6B8D0" w:sz="4"/>
               <w:left w:val="single" w:color="A6B8D0" w:sz="4"/>
@@ -10633,7 +10923,7 @@
         </w:trPr>
         <w:tc>
           <w:tcPr>
-            <w:tcW w:type="dxa" w:w="1789"/>
+            <w:tcW w:type="dxa" w:w="5212"/>
             <w:tcBorders>
               <w:top w:val="single" w:color="A6B8D0" w:sz="4"/>
               <w:left w:val="single" w:color="A6B8D0" w:sz="4"/>
@@ -10667,41 +10957,7 @@
         </w:tc>
         <w:tc>
           <w:tcPr>
-            <w:tcW w:type="dxa" w:w="4714"/>
-            <w:tcBorders>
-              <w:top w:val="single" w:color="A6B8D0" w:sz="4"/>
-              <w:left w:val="single" w:color="A6B8D0" w:sz="4"/>
-              <w:bottom w:val="single" w:color="A6B8D0" w:sz="4"/>
-              <w:right w:val="single" w:color="A6B8D0" w:sz="4"/>
-            </w:tcBorders>
-            <w:tcMar>
-              <w:top w:type="dxa" w:w="50"/>
-              <w:left w:type="dxa" w:w="90"/>
-              <w:bottom w:type="dxa" w:w="50"/>
-              <w:right w:type="dxa" w:w="90"/>
-            </w:tcMar>
-          </w:tcPr>
-          <w:p>
-            <w:pPr>
-              <w:keepNext w:val="false"/>
-              <w:keepLines/>
-              <w:spacing w:after="0" w:before="0" w:line="280"/>
-            </w:pPr>
-            <w:r>
-              <w:rPr>
-                <w:rFonts w:ascii="Calibri" w:eastAsia="Yu Gothic" w:hAnsi="Calibri"/>
-                <w:b w:val="false"/>
-                <w:bCs w:val="false"/>
-                <w:sz w:val="18"/>
-                <w:szCs w:val="18"/>
-              </w:rPr>
-              <w:t xml:space="preserve">Necessary license notices are bundled</w:t>
-            </w:r>
-          </w:p>
-        </w:tc>
-        <w:tc>
-          <w:tcPr>
-            <w:tcW w:type="dxa" w:w="3135"/>
+            <w:tcW w:type="dxa" w:w="4426"/>
             <w:tcBorders>
               <w:top w:val="single" w:color="A6B8D0" w:sz="4"/>
               <w:left w:val="single" w:color="A6B8D0" w:sz="4"/>
@@ -10749,6 +11005,35 @@
           <w:rFonts w:ascii="Calibri" w:eastAsia="Yu Gothic" w:hAnsi="Calibri"/>
         </w:rPr>
         <w:t xml:space="preserve">8. Gaps Declared in This Chapter</w:t>
+      </w:r>
+    </w:p>
+    <w:p>
+      <w:pPr>
+        <w:pStyle w:val="ListParagraph"/>
+        <w:keepNext w:val="false"/>
+        <w:keepLines/>
+        <w:numPr>
+          <w:ilvl w:val="0"/>
+          <w:numId w:val="2"/>
+        </w:numPr>
+        <w:spacing w:after="20" w:before="20" w:line="300"/>
+      </w:pPr>
+      <w:r>
+        <w:rPr>
+          <w:rFonts w:ascii="Calibri" w:eastAsia="Yu Gothic" w:hAnsi="Calibri"/>
+        </w:rPr>
+        <w:t xml:space="preserve">The gaps of this chapter follow the table in Chapter 13, 4.1 “Gaps in the mechanism” (the rows whose chapter column is this chapter; with why they cannot be closed, the extent addressed, the remaining risks, and who bears them) (not reproduced in this chapter).</w:t>
+      </w:r>
+    </w:p>
+    <w:p>
+      <w:pPr>
+        <w:pStyle w:val="Heading1"/>
+      </w:pPr>
+      <w:r>
+        <w:rPr>
+          <w:rFonts w:ascii="Calibri" w:eastAsia="Yu Gothic" w:hAnsi="Calibri"/>
+        </w:rPr>
+        <w:t xml:space="preserve">9. Corrections to the Outline Design Document and Other Chapters</w:t>
       </w:r>
     </w:p>
     <w:p>
@@ -10766,7 +11051,7 @@
         <w:rPr>
           <w:rFonts w:ascii="Calibri" w:eastAsia="Yu Gothic" w:hAnsi="Calibri"/>
         </w:rPr>
-        <w:t xml:space="preserve">Fake apps obtained through routes other than the README cannot be prevented (T-3“Distributing a fake app”).</w:t>
+        <w:t xml:space="preserve">Add to 9-5 “check the export control conditions (only public standard cryptography, published, free of charge) in the release procedure”.</w:t>
       </w:r>
     </w:p>
     <w:p>
@@ -10784,7 +11069,7 @@
         <w:rPr>
           <w:rFonts w:ascii="Calibri" w:eastAsia="Yu Gothic" w:hAnsi="Calibri"/>
         </w:rPr>
-        <w:t xml:space="preserve">If the update signing key leaks, existing Users need to reinstall manually. If NRSD's keys are stolen, fake updates may be distributed until the keys are replaced (Chapter 13, H-22“If NRSD's keys (update, reference information) are stolen, fake updates or reference information may be distributed”).</w:t>
+        <w:t xml:space="preserve">Add “Erase this device's records” (2.3) to the “Data” section of Chapter 10, G-20“Settings”. Add the update preparation state and “Restart now to update” to G-21“Notifications”.</w:t>
       </w:r>
     </w:p>
     <w:p>
@@ -10802,162 +11087,7 @@
         <w:rPr>
           <w:rFonts w:ascii="Calibri" w:eastAsia="Yu Gothic" w:hAnsi="Calibri"/>
         </w:rPr>
-        <w:t xml:space="preserve">If the CI or GitHub organization is taken over, fake distributables with valid code signatures may be placed in the official release (Chapter 13, H-44“If CI or the GitHub organization is taken over, correctly code-signed fake builds may be placed in official releases”).</w:t>
-      </w:r>
-    </w:p>
-    <w:p>
-      <w:pPr>
-        <w:pStyle w:val="ListParagraph"/>
-        <w:keepNext/>
-        <w:keepLines/>
-        <w:numPr>
-          <w:ilvl w:val="0"/>
-          <w:numId w:val="2"/>
-        </w:numPr>
-        <w:spacing w:after="20" w:before="20" w:line="300"/>
-      </w:pPr>
-      <w:r>
-        <w:rPr>
-          <w:rFonts w:ascii="Calibri" w:eastAsia="Yu Gothic" w:hAnsi="Calibri"/>
-        </w:rPr>
-        <w:t xml:space="preserve">Windows SmartScreen may show warnings initially even with code signing.</w:t>
-      </w:r>
-    </w:p>
-    <w:p>
-      <w:pPr>
-        <w:pStyle w:val="ListParagraph"/>
-        <w:keepNext/>
-        <w:keepLines/>
-        <w:numPr>
-          <w:ilvl w:val="0"/>
-          <w:numId w:val="2"/>
-        </w:numPr>
-        <w:spacing w:after="20" w:before="20" w:line="300"/>
-      </w:pPr>
-      <w:r>
-        <w:rPr>
-          <w:rFonts w:ascii="Calibri" w:eastAsia="Yu Gothic" w:hAnsi="Calibri"/>
-        </w:rPr>
-        <w:t xml:space="preserve">Users in mainland China who cannot reach the README (GitHub) itself cannot obtain it. If they reach the README, they can obtain it via the direct links to the mirror (5). The mirror may also be unreachable.</w:t>
-      </w:r>
-    </w:p>
-    <w:p>
-      <w:pPr>
-        <w:pStyle w:val="ListParagraph"/>
-        <w:keepNext/>
-        <w:keepLines/>
-        <w:numPr>
-          <w:ilvl w:val="0"/>
-          <w:numId w:val="2"/>
-        </w:numPr>
-        <w:spacing w:after="20" w:before="20" w:line="300"/>
-      </w:pPr>
-      <w:r>
-        <w:rPr>
-          <w:rFonts w:ascii="Calibri" w:eastAsia="Yu Gothic" w:hAnsi="Calibri"/>
-        </w:rPr>
-        <w:t xml:space="preserve">It cannot be installed on Windows without WebView2 and not connected to the network.</w:t>
-      </w:r>
-    </w:p>
-    <w:p>
-      <w:pPr>
-        <w:pStyle w:val="ListParagraph"/>
-        <w:keepNext/>
-        <w:keepLines/>
-        <w:numPr>
-          <w:ilvl w:val="0"/>
-          <w:numId w:val="2"/>
-        </w:numPr>
-        <w:spacing w:after="20" w:before="20" w:line="300"/>
-      </w:pPr>
-      <w:r>
-        <w:rPr>
-          <w:rFonts w:ascii="Calibri" w:eastAsia="Yu Gothic" w:hAnsi="Calibri"/>
-        </w:rPr>
-        <w:t xml:space="preserve">It cannot be used on Macs with Intel CPUs, or on PCs with CPUs lacking AVX2 and so on (x86-64-v3) (Intel before 2013, and some Pentium and Celeron after 2013, etc.) (Chapter 11, 3.1 “Minimum supported OS versions”).</w:t>
-      </w:r>
-    </w:p>
-    <w:p>
-      <w:pPr>
-        <w:pStyle w:val="ListParagraph"/>
-        <w:keepNext w:val="false"/>
-        <w:keepLines/>
-        <w:numPr>
-          <w:ilvl w:val="0"/>
-          <w:numId w:val="2"/>
-        </w:numPr>
-        <w:spacing w:after="20" w:before="20" w:line="300"/>
-      </w:pPr>
-      <w:r>
-        <w:rPr>
-          <w:rFonts w:ascii="Calibri" w:eastAsia="Yu Gothic" w:hAnsi="Calibri"/>
-        </w:rPr>
-        <w:t xml:space="preserve">Removing the app alone leaves records and signing keys on the device (a design that keeps them by default). To erase them, they must first be erased in the app, and the records of Users who removed the app without knowing this remain on the device until reinstalled.</w:t>
-      </w:r>
-    </w:p>
-    <w:p>
-      <w:pPr>
-        <w:pStyle w:val="Heading1"/>
-      </w:pPr>
-      <w:r>
-        <w:rPr>
-          <w:rFonts w:ascii="Calibri" w:eastAsia="Yu Gothic" w:hAnsi="Calibri"/>
-        </w:rPr>
-        <w:t xml:space="preserve">9. Corrections to the Outline Design Document and Other Chapters</w:t>
-      </w:r>
-    </w:p>
-    <w:p>
-      <w:pPr>
-        <w:pStyle w:val="ListParagraph"/>
-        <w:keepNext/>
-        <w:keepLines/>
-        <w:numPr>
-          <w:ilvl w:val="0"/>
-          <w:numId w:val="2"/>
-        </w:numPr>
-        <w:spacing w:after="20" w:before="20" w:line="300"/>
-      </w:pPr>
-      <w:r>
-        <w:rPr>
-          <w:rFonts w:ascii="Calibri" w:eastAsia="Yu Gothic" w:hAnsi="Calibri"/>
-        </w:rPr>
-        <w:t xml:space="preserve">Add to 9-5 “check the export control conditions (only public standard cryptography, published, free of charge) in the release procedure”.</w:t>
-      </w:r>
-    </w:p>
-    <w:p>
-      <w:pPr>
-        <w:pStyle w:val="ListParagraph"/>
-        <w:keepNext/>
-        <w:keepLines/>
-        <w:numPr>
-          <w:ilvl w:val="0"/>
-          <w:numId w:val="2"/>
-        </w:numPr>
-        <w:spacing w:after="20" w:before="20" w:line="300"/>
-      </w:pPr>
-      <w:r>
-        <w:rPr>
-          <w:rFonts w:ascii="Calibri" w:eastAsia="Yu Gothic" w:hAnsi="Calibri"/>
-        </w:rPr>
-        <w:t xml:space="preserve">Add “Erase this device's records” (2.3) to the “Data” section of Chapter 10, G-20“Settings”. Add the update preparation state and “Restart now to update” to G-21“Notifications”.</w:t>
-      </w:r>
-    </w:p>
-    <w:p>
-      <w:pPr>
-        <w:pStyle w:val="ListParagraph"/>
-        <w:keepNext/>
-        <w:keepLines/>
-        <w:numPr>
-          <w:ilvl w:val="0"/>
-          <w:numId w:val="2"/>
-        </w:numPr>
-        <w:spacing w:after="20" w:before="20" w:line="300"/>
-      </w:pPr>
-      <w:r>
-        <w:rPr>
-          <w:rFonts w:ascii="Calibri" w:eastAsia="Yu Gothic" w:hAnsi="Calibri"/>
-        </w:rPr>
-        <w:t xml:space="preserve">Chapter 1, T-7“Distributing fake reference information or updates” and Chapter 11, 8 “Build and Continuous Integration (CI)”: add recording the hash of the AppImage runtime (DD-9-8“The hash of the AppImage runtime is kept”) to the CI procedure.</w:t>
+        <w:t xml:space="preserve">Threat T-7“Distributing fake reference information or updates” of Chapter 8, 3.4 and Chapter 11, 8 “Build and Continuous Integration (CI)”: add recording the hash of the AppImage runtime (DD-9-8“The hash of the AppImage runtime is kept”) to the CI procedure.</w:t>
       </w:r>
     </w:p>
     <w:p>
